--- a/Volume 1/Chapter 02 - Language Fundamentals/SPA_Vol1_Ch2_Lesson2_17_Libraries_Packages.docx
+++ b/Volume 1/Chapter 02 - Language Fundamentals/SPA_Vol1_Ch2_Lesson2_17_Libraries_Packages.docx
@@ -904,7 +904,7 @@
         <w:keepNext/>
       </w:pPr>
       <w:r>
-        <w:t>Save each source and supporting file from this lesson into the matching path in the project layout. As in Chapter 1, notepad .\c\basic_versions.c creates and opens one: choose Yes, type the file, save it with Ctrl+S, and close Notepad. Then install the TypeScript compiler for this project. Each language section then installs its own package.</w:t>
+        <w:t>Next, let the tools create each project's settings file. Remember, -o names the project folder; you replace the starter Program.cs with this lesson's code in the C# section. Remember, go.mod makes the folder a module; its go line shows the Go version you have installed.</w:t>
       </w:r>
     </w:p>
     <w:p>
@@ -915,9 +915,329 @@
     <w:p>
       <w:pPr>
         <w:pStyle w:val="CommandBlock"/>
-      </w:pPr>
-      <w:r>
-        <w:t>npm --prefix .\typescript install --ignore-scripts --no-audit --no-fund</w:t>
+        <w:keepNext/>
+      </w:pPr>
+      <w:r>
+        <w:t>dotnet new console -o .\csharp\BasicVersions</w:t>
+      </w:r>
+    </w:p>
+    <w:p>
+      <w:pPr>
+        <w:pStyle w:val="CommandBlock"/>
+        <w:keepNext/>
+      </w:pPr>
+      <w:r>
+        <w:t>dotnet new console -o .\csharp\Versions</w:t>
+      </w:r>
+    </w:p>
+    <w:p>
+      <w:pPr>
+        <w:pStyle w:val="CommandBlock"/>
+      </w:pPr>
+      <w:r>
+        <w:t>go -C .\go mod init example.com/versions</w:t>
+      </w:r>
+    </w:p>
+    <w:p>
+      <w:pPr>
+        <w:keepNext/>
+      </w:pPr>
+    </w:p>
+    <w:p>
+      <w:pPr>
+        <w:keepNext/>
+      </w:pPr>
+      <w:r>
+        <w:t>Then make the TypeScript project's package.json. Remember, npm init -y, npm pkg, then npm install, inside .\typescript: Push-Location moves into it and Pop-Location moves back to lesson-2.17.</w:t>
+      </w:r>
+    </w:p>
+    <w:p>
+      <w:pPr>
+        <w:keepNext/>
+      </w:pPr>
+    </w:p>
+    <w:p>
+      <w:pPr>
+        <w:pStyle w:val="CommandBlock"/>
+        <w:keepNext/>
+      </w:pPr>
+      <w:r>
+        <w:t>Push-Location .\typescript</w:t>
+      </w:r>
+    </w:p>
+    <w:p>
+      <w:pPr>
+        <w:pStyle w:val="CommandBlock"/>
+        <w:keepNext/>
+      </w:pPr>
+      <w:r>
+        <w:t>npm init -y</w:t>
+      </w:r>
+    </w:p>
+    <w:p>
+      <w:pPr>
+        <w:pStyle w:val="CommandBlock"/>
+        <w:keepNext/>
+      </w:pPr>
+      <w:r>
+        <w:t>npm pkg set name=versions-typescript type=module</w:t>
+      </w:r>
+    </w:p>
+    <w:p>
+      <w:pPr>
+        <w:pStyle w:val="CommandBlock"/>
+        <w:keepNext/>
+      </w:pPr>
+      <w:r>
+        <w:t>npm pkg set private=true --json</w:t>
+      </w:r>
+    </w:p>
+    <w:p>
+      <w:pPr>
+        <w:pStyle w:val="CommandBlock"/>
+        <w:keepNext/>
+      </w:pPr>
+      <w:r>
+        <w:t>npm pkg set "scripts.check=tsc --noEmit" "scripts.build=tsc --noEmitOnError"</w:t>
+      </w:r>
+    </w:p>
+    <w:p>
+      <w:pPr>
+        <w:pStyle w:val="CommandBlock"/>
+        <w:keepNext/>
+      </w:pPr>
+      <w:r>
+        <w:t>npm pkg delete version description main keywords author license scripts.test</w:t>
+      </w:r>
+    </w:p>
+    <w:p>
+      <w:pPr>
+        <w:pStyle w:val="CommandBlock"/>
+        <w:keepNext/>
+      </w:pPr>
+      <w:r>
+        <w:t>npm install --save-dev --save-exact typescript@7.0.2 @types/node@24.13.5 `</w:t>
+      </w:r>
+    </w:p>
+    <w:p>
+      <w:pPr>
+        <w:pStyle w:val="CommandBlock"/>
+        <w:keepNext/>
+      </w:pPr>
+      <w:r>
+        <w:t xml:space="preserve">    --ignore-scripts --no-audit --no-fund</w:t>
+      </w:r>
+    </w:p>
+    <w:p>
+      <w:pPr>
+        <w:pStyle w:val="CommandBlock"/>
+      </w:pPr>
+      <w:r>
+        <w:t>Pop-Location</w:t>
+      </w:r>
+    </w:p>
+    <w:p>
+      <w:pPr>
+        <w:keepNext/>
+      </w:pPr>
+    </w:p>
+    <w:p>
+      <w:r>
+        <w:t>Then type the TypeScript compiler settings. As in Chapter 1, notepad .\typescript\tsconfig.json creates and opens the file: choose Yes, type the file, save it with Ctrl+S, and close Notepad.</w:t>
+      </w:r>
+    </w:p>
+    <w:p>
+      <w:pPr>
+        <w:keepNext/>
+      </w:pPr>
+    </w:p>
+    <w:p>
+      <w:pPr>
+        <w:pStyle w:val="Heading3"/>
+      </w:pPr>
+      <w:r>
+        <w:t>typescript/tsconfig.json</w:t>
+      </w:r>
+    </w:p>
+    <w:p>
+      <w:pPr>
+        <w:pStyle w:val="SourceCode"/>
+        <w:keepNext/>
+      </w:pPr>
+      <w:r>
+        <w:t>{</w:t>
+      </w:r>
+    </w:p>
+    <w:p>
+      <w:pPr>
+        <w:pStyle w:val="SourceCode"/>
+        <w:keepNext/>
+      </w:pPr>
+      <w:r>
+        <w:t xml:space="preserve">  "compilerOptions": {</w:t>
+      </w:r>
+    </w:p>
+    <w:p>
+      <w:pPr>
+        <w:pStyle w:val="SourceCode"/>
+      </w:pPr>
+      <w:r>
+        <w:t xml:space="preserve">    "target": "ES2022",</w:t>
+      </w:r>
+    </w:p>
+    <w:p>
+      <w:pPr>
+        <w:pStyle w:val="SourceCode"/>
+      </w:pPr>
+      <w:r>
+        <w:t xml:space="preserve">    "module": "NodeNext",</w:t>
+      </w:r>
+    </w:p>
+    <w:p>
+      <w:pPr>
+        <w:pStyle w:val="SourceCode"/>
+      </w:pPr>
+      <w:r>
+        <w:t xml:space="preserve">    "moduleResolution": "NodeNext",</w:t>
+      </w:r>
+    </w:p>
+    <w:p>
+      <w:pPr>
+        <w:pStyle w:val="SourceCode"/>
+      </w:pPr>
+      <w:r>
+        <w:t xml:space="preserve">    "rootDir": "src",</w:t>
+      </w:r>
+    </w:p>
+    <w:p>
+      <w:pPr>
+        <w:pStyle w:val="SourceCode"/>
+      </w:pPr>
+      <w:r>
+        <w:t xml:space="preserve">    "outDir": "dist",</w:t>
+      </w:r>
+    </w:p>
+    <w:p>
+      <w:pPr>
+        <w:pStyle w:val="SourceCode"/>
+      </w:pPr>
+      <w:r>
+        <w:t xml:space="preserve">    "strict": true,</w:t>
+      </w:r>
+    </w:p>
+    <w:p>
+      <w:pPr>
+        <w:pStyle w:val="SourceCode"/>
+      </w:pPr>
+      <w:r>
+        <w:t xml:space="preserve">    "types": [</w:t>
+      </w:r>
+    </w:p>
+    <w:p>
+      <w:pPr>
+        <w:pStyle w:val="SourceCode"/>
+      </w:pPr>
+      <w:r>
+        <w:t xml:space="preserve">      "node"</w:t>
+      </w:r>
+    </w:p>
+    <w:p>
+      <w:pPr>
+        <w:pStyle w:val="SourceCode"/>
+      </w:pPr>
+      <w:r>
+        <w:t xml:space="preserve">    ],</w:t>
+      </w:r>
+    </w:p>
+    <w:p>
+      <w:pPr>
+        <w:pStyle w:val="SourceCode"/>
+      </w:pPr>
+      <w:r>
+        <w:t xml:space="preserve">    "moduleDetection": "force"</w:t>
+      </w:r>
+    </w:p>
+    <w:p>
+      <w:pPr>
+        <w:pStyle w:val="SourceCode"/>
+      </w:pPr>
+      <w:r>
+        <w:t xml:space="preserve">  },</w:t>
+      </w:r>
+    </w:p>
+    <w:p>
+      <w:pPr>
+        <w:pStyle w:val="SourceCode"/>
+      </w:pPr>
+      <w:r>
+        <w:t xml:space="preserve">  "include": [</w:t>
+      </w:r>
+    </w:p>
+    <w:p>
+      <w:pPr>
+        <w:pStyle w:val="SourceCode"/>
+        <w:keepNext/>
+      </w:pPr>
+      <w:r>
+        <w:t xml:space="preserve">    "src/**/*.ts"</w:t>
+      </w:r>
+    </w:p>
+    <w:p>
+      <w:pPr>
+        <w:pStyle w:val="SourceCode"/>
+        <w:keepNext/>
+      </w:pPr>
+      <w:r>
+        <w:t xml:space="preserve">  ]</w:t>
+      </w:r>
+    </w:p>
+    <w:p>
+      <w:pPr>
+        <w:pStyle w:val="SourceCode"/>
+      </w:pPr>
+      <w:r>
+        <w:t>}</w:t>
+      </w:r>
+    </w:p>
+    <w:p>
+      <w:pPr>
+        <w:keepNext/>
+      </w:pPr>
+    </w:p>
+    <w:p>
+      <w:r>
+        <w:t>Then type the Python package list, the one pin file you write yourself. notepad .\python\requirements.txt creates and opens it the same way; the Python section installs from it.</w:t>
+      </w:r>
+    </w:p>
+    <w:p>
+      <w:pPr>
+        <w:keepNext/>
+      </w:pPr>
+    </w:p>
+    <w:p>
+      <w:pPr>
+        <w:pStyle w:val="Heading3"/>
+      </w:pPr>
+      <w:r>
+        <w:t>python/requirements.txt</w:t>
+      </w:r>
+    </w:p>
+    <w:p>
+      <w:pPr>
+        <w:pStyle w:val="SourceCode"/>
+      </w:pPr>
+      <w:r>
+        <w:t>semver==3.1.0</w:t>
+      </w:r>
+    </w:p>
+    <w:p>
+      <w:pPr>
+        <w:keepNext/>
+      </w:pPr>
+    </w:p>
+    <w:p>
+      <w:r>
+        <w:t>You save each source file in its language's section below, as each is shown, the same way. Each language section then installs its own package.</w:t>
       </w:r>
     </w:p>
     <w:p>
@@ -996,7 +1316,7 @@
         <w:keepNext/>
       </w:pPr>
       <w:r>
-        <w:t>Save each source and supporting file from this lesson into the matching path in the project layout. As in Chapter 1, nano ./c/basic_versions.c creates and opens one: type the file, then save and close it with Ctrl+O, Enter, then Ctrl+X. Then install the TypeScript compiler for this project.</w:t>
+        <w:t>Then create the C#, Go, and TypeScript project files with the same commands as on Windows; cd moves into ./typescript for the npm lines, and cd .. moves back.</w:t>
       </w:r>
     </w:p>
     <w:p>
@@ -1007,9 +1327,118 @@
     <w:p>
       <w:pPr>
         <w:pStyle w:val="CommandBlock"/>
-      </w:pPr>
-      <w:r>
-        <w:t>npm --prefix ./typescript install --ignore-scripts --no-audit --no-fund</w:t>
+        <w:keepNext/>
+      </w:pPr>
+      <w:r>
+        <w:t>dotnet new console -o ./csharp/BasicVersions</w:t>
+      </w:r>
+    </w:p>
+    <w:p>
+      <w:pPr>
+        <w:pStyle w:val="CommandBlock"/>
+        <w:keepNext/>
+      </w:pPr>
+      <w:r>
+        <w:t>dotnet new console -o ./csharp/Versions</w:t>
+      </w:r>
+    </w:p>
+    <w:p>
+      <w:pPr>
+        <w:pStyle w:val="CommandBlock"/>
+        <w:keepNext/>
+      </w:pPr>
+      <w:r>
+        <w:t>go -C ./go mod init example.com/versions</w:t>
+      </w:r>
+    </w:p>
+    <w:p>
+      <w:pPr>
+        <w:pStyle w:val="CommandBlock"/>
+        <w:keepNext/>
+      </w:pPr>
+      <w:r>
+        <w:t>cd ./typescript</w:t>
+      </w:r>
+    </w:p>
+    <w:p>
+      <w:pPr>
+        <w:pStyle w:val="CommandBlock"/>
+        <w:keepNext/>
+      </w:pPr>
+      <w:r>
+        <w:t>npm init -y</w:t>
+      </w:r>
+    </w:p>
+    <w:p>
+      <w:pPr>
+        <w:pStyle w:val="CommandBlock"/>
+        <w:keepNext/>
+      </w:pPr>
+      <w:r>
+        <w:t>npm pkg set name=versions-typescript type=module</w:t>
+      </w:r>
+    </w:p>
+    <w:p>
+      <w:pPr>
+        <w:pStyle w:val="CommandBlock"/>
+        <w:keepNext/>
+      </w:pPr>
+      <w:r>
+        <w:t>npm pkg set private=true --json</w:t>
+      </w:r>
+    </w:p>
+    <w:p>
+      <w:pPr>
+        <w:pStyle w:val="CommandBlock"/>
+        <w:keepNext/>
+      </w:pPr>
+      <w:r>
+        <w:t>npm pkg set "scripts.check=tsc --noEmit" "scripts.build=tsc --noEmitOnError"</w:t>
+      </w:r>
+    </w:p>
+    <w:p>
+      <w:pPr>
+        <w:pStyle w:val="CommandBlock"/>
+        <w:keepNext/>
+      </w:pPr>
+      <w:r>
+        <w:t>npm pkg delete version description main keywords author license scripts.test</w:t>
+      </w:r>
+    </w:p>
+    <w:p>
+      <w:pPr>
+        <w:pStyle w:val="CommandBlock"/>
+        <w:keepNext/>
+      </w:pPr>
+      <w:r>
+        <w:t>npm install --save-dev --save-exact typescript@7.0.2 @types/node@24.13.5 \</w:t>
+      </w:r>
+    </w:p>
+    <w:p>
+      <w:pPr>
+        <w:pStyle w:val="CommandBlock"/>
+        <w:keepNext/>
+      </w:pPr>
+      <w:r>
+        <w:t xml:space="preserve">    --ignore-scripts --no-audit --no-fund</w:t>
+      </w:r>
+    </w:p>
+    <w:p>
+      <w:pPr>
+        <w:pStyle w:val="CommandBlock"/>
+      </w:pPr>
+      <w:r>
+        <w:t>cd ..</w:t>
+      </w:r>
+    </w:p>
+    <w:p>
+      <w:pPr>
+        <w:keepNext/>
+      </w:pPr>
+    </w:p>
+    <w:p>
+      <w:r>
+        <w:t>Type typescript/tsconfig.json and python/requirements.txt exactly as shown in the Windows setup. You save each source file in its language's section below, as each is shown. As in Chapter 1, nano ./c/basic_versions.c creates and opens one: type the file, then save and close it with Ctrl+O, Enter, then Ctrl+X.</w:t>
       </w:r>
     </w:p>
     <w:p>
@@ -14536,7 +14965,7 @@
     </w:p>
     <w:p>
       <w:r>
-        <w:t>These are the files as you save them, before any package command runs. The commands then write the pins into them: dotnet add the PackageReference into each .csproj, go get and go mod tidy the require line into go.mod, and npm install the semver and @types/semver lines into package.json; each language's Package Check shows the result. requirements.txt is the one pin file you write yourself. tsconfig.json is the same as in Lesson 2.16.</w:t>
+        <w:t>These are the files the setup commands wrote, before any package command runs, shown here so you can check yours. Your go line shows your own Go version, and the blank lines and the order of the package.json fields may differ. The package commands then write the pins into them: dotnet add the PackageReference into each .csproj, go get and go mod tidy the require line into go.mod, and npm install the semver and @types/semver lines into package.json; each language's Package Check shows the result.</w:t>
       </w:r>
     </w:p>
     <w:p>
@@ -14773,32 +15202,6 @@
         <w:pStyle w:val="Heading2"/>
       </w:pPr>
       <w:r>
-        <w:t>python/requirements.txt</w:t>
-      </w:r>
-    </w:p>
-    <w:p>
-      <w:pPr>
-        <w:pStyle w:val="SourceCode"/>
-      </w:pPr>
-      <w:r>
-        <w:t>semver==3.1.0</w:t>
-      </w:r>
-    </w:p>
-    <w:p>
-      <w:pPr>
-        <w:keepNext/>
-      </w:pPr>
-    </w:p>
-    <w:p>
-      <w:pPr>
-        <w:keepNext/>
-      </w:pPr>
-    </w:p>
-    <w:p>
-      <w:pPr>
-        <w:pStyle w:val="Heading2"/>
-      </w:pPr>
-      <w:r>
         <w:t>typescript/package.json</w:t>
       </w:r>
     </w:p>
@@ -14900,164 +15303,6 @@
       </w:pPr>
       <w:r>
         <w:t xml:space="preserve">  }</w:t>
-      </w:r>
-    </w:p>
-    <w:p>
-      <w:pPr>
-        <w:pStyle w:val="SourceCode"/>
-      </w:pPr>
-      <w:r>
-        <w:t>}</w:t>
-      </w:r>
-    </w:p>
-    <w:p>
-      <w:pPr>
-        <w:keepNext/>
-      </w:pPr>
-    </w:p>
-    <w:p>
-      <w:pPr>
-        <w:keepNext/>
-      </w:pPr>
-    </w:p>
-    <w:p>
-      <w:pPr>
-        <w:pStyle w:val="Heading2"/>
-      </w:pPr>
-      <w:r>
-        <w:t>typescript/tsconfig.json</w:t>
-      </w:r>
-    </w:p>
-    <w:p>
-      <w:pPr>
-        <w:pStyle w:val="SourceCode"/>
-        <w:keepNext/>
-      </w:pPr>
-      <w:r>
-        <w:t>{</w:t>
-      </w:r>
-    </w:p>
-    <w:p>
-      <w:pPr>
-        <w:pStyle w:val="SourceCode"/>
-        <w:keepNext/>
-      </w:pPr>
-      <w:r>
-        <w:t xml:space="preserve">  "compilerOptions": {</w:t>
-      </w:r>
-    </w:p>
-    <w:p>
-      <w:pPr>
-        <w:pStyle w:val="SourceCode"/>
-      </w:pPr>
-      <w:r>
-        <w:t xml:space="preserve">    "target": "ES2022",</w:t>
-      </w:r>
-    </w:p>
-    <w:p>
-      <w:pPr>
-        <w:pStyle w:val="SourceCode"/>
-      </w:pPr>
-      <w:r>
-        <w:t xml:space="preserve">    "module": "NodeNext",</w:t>
-      </w:r>
-    </w:p>
-    <w:p>
-      <w:pPr>
-        <w:pStyle w:val="SourceCode"/>
-      </w:pPr>
-      <w:r>
-        <w:t xml:space="preserve">    "moduleResolution": "NodeNext",</w:t>
-      </w:r>
-    </w:p>
-    <w:p>
-      <w:pPr>
-        <w:pStyle w:val="SourceCode"/>
-      </w:pPr>
-      <w:r>
-        <w:t xml:space="preserve">    "rootDir": "src",</w:t>
-      </w:r>
-    </w:p>
-    <w:p>
-      <w:pPr>
-        <w:pStyle w:val="SourceCode"/>
-      </w:pPr>
-      <w:r>
-        <w:t xml:space="preserve">    "outDir": "dist",</w:t>
-      </w:r>
-    </w:p>
-    <w:p>
-      <w:pPr>
-        <w:pStyle w:val="SourceCode"/>
-      </w:pPr>
-      <w:r>
-        <w:t xml:space="preserve">    "strict": true,</w:t>
-      </w:r>
-    </w:p>
-    <w:p>
-      <w:pPr>
-        <w:pStyle w:val="SourceCode"/>
-      </w:pPr>
-      <w:r>
-        <w:t xml:space="preserve">    "types": [</w:t>
-      </w:r>
-    </w:p>
-    <w:p>
-      <w:pPr>
-        <w:pStyle w:val="SourceCode"/>
-      </w:pPr>
-      <w:r>
-        <w:t xml:space="preserve">      "node"</w:t>
-      </w:r>
-    </w:p>
-    <w:p>
-      <w:pPr>
-        <w:pStyle w:val="SourceCode"/>
-      </w:pPr>
-      <w:r>
-        <w:t xml:space="preserve">    ],</w:t>
-      </w:r>
-    </w:p>
-    <w:p>
-      <w:pPr>
-        <w:pStyle w:val="SourceCode"/>
-      </w:pPr>
-      <w:r>
-        <w:t xml:space="preserve">    "moduleDetection": "force"</w:t>
-      </w:r>
-    </w:p>
-    <w:p>
-      <w:pPr>
-        <w:pStyle w:val="SourceCode"/>
-      </w:pPr>
-      <w:r>
-        <w:t xml:space="preserve">  },</w:t>
-      </w:r>
-    </w:p>
-    <w:p>
-      <w:pPr>
-        <w:pStyle w:val="SourceCode"/>
-      </w:pPr>
-      <w:r>
-        <w:t xml:space="preserve">  "include": [</w:t>
-      </w:r>
-    </w:p>
-    <w:p>
-      <w:pPr>
-        <w:pStyle w:val="SourceCode"/>
-        <w:keepNext/>
-      </w:pPr>
-      <w:r>
-        <w:t xml:space="preserve">    "src/**/*.ts"</w:t>
-      </w:r>
-    </w:p>
-    <w:p>
-      <w:pPr>
-        <w:pStyle w:val="SourceCode"/>
-        <w:keepNext/>
-      </w:pPr>
-      <w:r>
-        <w:t xml:space="preserve">  ]</w:t>
       </w:r>
     </w:p>
     <w:p>
@@ -16222,31 +16467,31 @@
       </w:rPr>
     </w:lvl>
   </w:abstractNum>
-  <w:num w:numId="1" w16cid:durableId="1838106147">
+  <w:num w:numId="1" w16cid:durableId="808742427">
     <w:abstractNumId w:val="8"/>
   </w:num>
-  <w:num w:numId="2" w16cid:durableId="1617786859">
+  <w:num w:numId="2" w16cid:durableId="321006734">
     <w:abstractNumId w:val="6"/>
   </w:num>
-  <w:num w:numId="3" w16cid:durableId="938948237">
+  <w:num w:numId="3" w16cid:durableId="174196843">
     <w:abstractNumId w:val="5"/>
   </w:num>
-  <w:num w:numId="4" w16cid:durableId="1771124021">
+  <w:num w:numId="4" w16cid:durableId="380592947">
     <w:abstractNumId w:val="4"/>
   </w:num>
-  <w:num w:numId="5" w16cid:durableId="1841506856">
+  <w:num w:numId="5" w16cid:durableId="355665660">
     <w:abstractNumId w:val="7"/>
   </w:num>
-  <w:num w:numId="6" w16cid:durableId="1955402859">
+  <w:num w:numId="6" w16cid:durableId="1888371791">
     <w:abstractNumId w:val="3"/>
   </w:num>
-  <w:num w:numId="7" w16cid:durableId="376318970">
+  <w:num w:numId="7" w16cid:durableId="930242258">
     <w:abstractNumId w:val="2"/>
   </w:num>
-  <w:num w:numId="8" w16cid:durableId="270868471">
+  <w:num w:numId="8" w16cid:durableId="2047754769">
     <w:abstractNumId w:val="1"/>
   </w:num>
-  <w:num w:numId="9" w16cid:durableId="2046058867">
+  <w:num w:numId="9" w16cid:durableId="647712601">
     <w:abstractNumId w:val="0"/>
   </w:num>
 </w:numbering>

--- a/Volume 1/Chapter 02 - Language Fundamentals/SPA_Vol1_Ch2_Lesson2_17_Libraries_Packages.docx
+++ b/Volume 1/Chapter 02 - Language Fundamentals/SPA_Vol1_Ch2_Lesson2_17_Libraries_Packages.docx
@@ -7530,6 +7530,12 @@
         <w:pStyle w:val="RequiredOutput"/>
         <w:keepNext/>
       </w:pPr>
+    </w:p>
+    <w:p>
+      <w:pPr>
+        <w:pStyle w:val="RequiredOutput"/>
+        <w:keepNext/>
+      </w:pPr>
       <w:r>
         <w:t xml:space="preserve">  &lt;PropertyGroup&gt;</w:t>
       </w:r>
@@ -7584,6 +7590,12 @@
         <w:pStyle w:val="RequiredOutput"/>
         <w:keepNext/>
       </w:pPr>
+    </w:p>
+    <w:p>
+      <w:pPr>
+        <w:pStyle w:val="RequiredOutput"/>
+        <w:keepNext/>
+      </w:pPr>
       <w:r>
         <w:t xml:space="preserve">  &lt;ItemGroup&gt;</w:t>
       </w:r>
@@ -7605,6 +7617,12 @@
       <w:r>
         <w:t xml:space="preserve">  &lt;/ItemGroup&gt;</w:t>
       </w:r>
+    </w:p>
+    <w:p>
+      <w:pPr>
+        <w:pStyle w:val="RequiredOutput"/>
+        <w:keepNext/>
+      </w:pPr>
     </w:p>
     <w:p>
       <w:pPr>
@@ -9571,10 +9589,10 @@
     </w:p>
     <w:p>
       <w:r>
-        <w:t>go get with @v3.5.0 adds a require line, the module and its exact version, to go.mod, downloads the module into the module cache, a folder in your user folder, and records a hash of the downloaded files in go.sum: a later download whose hash differs is refused. go get writes the line with // indirect at its end, the mark for a module that no code in this project imports, because it only adds the requirement and does not read the code. go mod tidy then reads the imports, sees that main.go imports the module,</w:t>
-      </w:r>
-      <w:r>
-        <w:t xml:space="preserve"> and removes the mark; it also removes any requirement no code uses. The cache is shared by all your projects, but a project can use only the modules its own go.mod requires. go -C .\go runs each go command inside the go folder, where go.mod is.</w:t>
+        <w:t>go get with @v3.5.0 adds a require line, the module and its exact version, to go.mod, downloads the module into the module cache, a folder in your user folder, and records a hash of the downloaded files in go.sum: a later download whose hash differs is refused. go get writes the line with // indirect at its end, the mark for a module that no code in this project imports, because no code here imports it yet: you save main.go after this step. The mark does not stop the build. go -C .\go mod tidy reads the imp</w:t>
+      </w:r>
+      <w:r>
+        <w:t>orts and removes the mark, but it also removes any requirement no code uses, so run it only after the code is saved; run now, it would delete the line. The cache is shared by all your projects, but a project can use only the modules its own go.mod requires. go -C .\go runs each go command inside the go folder, where go.mod is.</w:t>
       </w:r>
     </w:p>
     <w:p>
@@ -9593,7 +9611,6 @@
     <w:p>
       <w:pPr>
         <w:pStyle w:val="CommandBlock"/>
-        <w:keepNext/>
       </w:pPr>
       <w:r>
         <w:t>go -C .\go get github.com/Masterminds/semver/v3@v3.5.0</w:t>
@@ -9601,10 +9618,43 @@
     </w:p>
     <w:p>
       <w:pPr>
+        <w:keepNext/>
+      </w:pPr>
+    </w:p>
+    <w:p>
+      <w:pPr>
+        <w:pStyle w:val="Heading3"/>
+      </w:pPr>
+      <w:r>
+        <w:t>Linux or macOS Package Setup</w:t>
+      </w:r>
+    </w:p>
+    <w:p>
+      <w:pPr>
         <w:pStyle w:val="CommandBlock"/>
       </w:pPr>
       <w:r>
-        <w:t>go -C .\go mod tidy</w:t>
+        <w:t>go -C ./go get github.com/Masterminds/semver/v3@v3.5.0</w:t>
+      </w:r>
+    </w:p>
+    <w:p>
+      <w:pPr>
+        <w:keepNext/>
+      </w:pPr>
+    </w:p>
+    <w:p>
+      <w:r>
+        <w:t>go get prints go: added github.com/Masterminds/semver/v3 v3.5.0 (and go: downloading the first time).</w:t>
+      </w:r>
+    </w:p>
+    <w:p>
+      <w:pPr>
+        <w:keepNext/>
+      </w:pPr>
+    </w:p>
+    <w:p>
+      <w:r>
+        <w:t>Now look at the pin and at where the module went. Get-Content prints go.mod with its new require line. go list -m with -f "{{.Dir}}" prints the folder of that module in the module cache.</w:t>
       </w:r>
     </w:p>
     <w:p>
@@ -9617,7 +9667,7 @@
         <w:pStyle w:val="Heading3"/>
       </w:pPr>
       <w:r>
-        <w:t>Linux or macOS Package Setup</w:t>
+        <w:t>Windows PowerShell Package Check</w:t>
       </w:r>
     </w:p>
     <w:p>
@@ -9626,7 +9676,7 @@
         <w:keepNext/>
       </w:pPr>
       <w:r>
-        <w:t>go -C ./go get github.com/Masterminds/semver/v3@v3.5.0</w:t>
+        <w:t>Get-Content .\go\go.mod</w:t>
       </w:r>
     </w:p>
     <w:p>
@@ -9634,27 +9684,7 @@
         <w:pStyle w:val="CommandBlock"/>
       </w:pPr>
       <w:r>
-        <w:t>go -C ./go mod tidy</w:t>
-      </w:r>
-    </w:p>
-    <w:p>
-      <w:pPr>
-        <w:keepNext/>
-      </w:pPr>
-    </w:p>
-    <w:p>
-      <w:r>
-        <w:t>go get prints go: added github.com/Masterminds/semver/v3 v3.5.0 (and go: downloading the first time); go mod tidy prints nothing.</w:t>
-      </w:r>
-    </w:p>
-    <w:p>
-      <w:pPr>
-        <w:keepNext/>
-      </w:pPr>
-    </w:p>
-    <w:p>
-      <w:r>
-        <w:t>Now look at the pin and at where the module went. Get-Content prints go.mod with its new require line. go list -m with -f "{{.Dir}}" prints the folder of that module in the module cache.</w:t>
+        <w:t>go -C .\go list -m -f "{{.Dir}}" github.com/Masterminds/semver/v3</w:t>
       </w:r>
     </w:p>
     <w:p>
@@ -9667,7 +9697,7 @@
         <w:pStyle w:val="Heading3"/>
       </w:pPr>
       <w:r>
-        <w:t>Windows PowerShell Package Check</w:t>
+        <w:t>Linux or macOS Package Check</w:t>
       </w:r>
     </w:p>
     <w:p>
@@ -9676,7 +9706,7 @@
         <w:keepNext/>
       </w:pPr>
       <w:r>
-        <w:t>Get-Content .\go\go.mod</w:t>
+        <w:t>cat ./go/go.mod</w:t>
       </w:r>
     </w:p>
     <w:p>
@@ -9684,36 +9714,6 @@
         <w:pStyle w:val="CommandBlock"/>
       </w:pPr>
       <w:r>
-        <w:t>go -C .\go list -m -f "{{.Dir}}" github.com/Masterminds/semver/v3</w:t>
-      </w:r>
-    </w:p>
-    <w:p>
-      <w:pPr>
-        <w:keepNext/>
-      </w:pPr>
-    </w:p>
-    <w:p>
-      <w:pPr>
-        <w:pStyle w:val="Heading3"/>
-      </w:pPr>
-      <w:r>
-        <w:t>Linux or macOS Package Check</w:t>
-      </w:r>
-    </w:p>
-    <w:p>
-      <w:pPr>
-        <w:pStyle w:val="CommandBlock"/>
-        <w:keepNext/>
-      </w:pPr>
-      <w:r>
-        <w:t>cat ./go/go.mod</w:t>
-      </w:r>
-    </w:p>
-    <w:p>
-      <w:pPr>
-        <w:pStyle w:val="CommandBlock"/>
-      </w:pPr>
-      <w:r>
         <w:t>go -C ./go list -m -f '{{.Dir}}' github.com/Masterminds/semver/v3</w:t>
       </w:r>
     </w:p>
@@ -9756,7 +9756,7 @@
         <w:keepNext/>
       </w:pPr>
       <w:r>
-        <w:t>go 1.22</w:t>
+        <w:t>go 1.27.1</w:t>
       </w:r>
     </w:p>
     <w:p>
@@ -9770,17 +9770,17 @@
         <w:pStyle w:val="RequiredOutput"/>
       </w:pPr>
       <w:r>
-        <w:t>require github.com/Masterminds/semver/v3 v3.5.0</w:t>
-      </w:r>
-    </w:p>
-    <w:p>
-      <w:pPr>
-        <w:keepNext/>
-      </w:pPr>
-    </w:p>
-    <w:p>
-      <w:r>
-        <w:t>The last line is the module's folder, such as C:\Users\</w:t>
+        <w:t>require github.com/Masterminds/semver/v3 v3.5.0 // indirect</w:t>
+      </w:r>
+    </w:p>
+    <w:p>
+      <w:pPr>
+        <w:keepNext/>
+      </w:pPr>
+    </w:p>
+    <w:p>
+      <w:r>
+        <w:t>Your go line shows your own Go version. The last line is the module's folder, such as C:\Users\</w:t>
       </w:r>
       <w:r>
         <w:rPr>
@@ -13305,6 +13305,51 @@
         <w:keepNext/>
       </w:pPr>
       <w:r>
+        <w:t xml:space="preserve">  "scripts": {</w:t>
+      </w:r>
+    </w:p>
+    <w:p>
+      <w:pPr>
+        <w:pStyle w:val="RequiredOutput"/>
+        <w:keepNext/>
+      </w:pPr>
+      <w:r>
+        <w:t xml:space="preserve">    "check": "tsc --noEmit",</w:t>
+      </w:r>
+    </w:p>
+    <w:p>
+      <w:pPr>
+        <w:pStyle w:val="RequiredOutput"/>
+        <w:keepNext/>
+      </w:pPr>
+      <w:r>
+        <w:t xml:space="preserve">    "build": "tsc --noEmitOnError"</w:t>
+      </w:r>
+    </w:p>
+    <w:p>
+      <w:pPr>
+        <w:pStyle w:val="RequiredOutput"/>
+        <w:keepNext/>
+      </w:pPr>
+      <w:r>
+        <w:t xml:space="preserve">  },</w:t>
+      </w:r>
+    </w:p>
+    <w:p>
+      <w:pPr>
+        <w:pStyle w:val="RequiredOutput"/>
+        <w:keepNext/>
+      </w:pPr>
+      <w:r>
+        <w:t xml:space="preserve">  "type": "module",</w:t>
+      </w:r>
+    </w:p>
+    <w:p>
+      <w:pPr>
+        <w:pStyle w:val="RequiredOutput"/>
+        <w:keepNext/>
+      </w:pPr>
+      <w:r>
         <w:t xml:space="preserve">  "private": true,</w:t>
       </w:r>
     </w:p>
@@ -13314,7 +13359,7 @@
         <w:keepNext/>
       </w:pPr>
       <w:r>
-        <w:t xml:space="preserve">  "type": "module",</w:t>
+        <w:t xml:space="preserve">  "devDependencies": {</w:t>
       </w:r>
     </w:p>
     <w:p>
@@ -13323,7 +13368,7 @@
         <w:keepNext/>
       </w:pPr>
       <w:r>
-        <w:t xml:space="preserve">  "scripts": {</w:t>
+        <w:t xml:space="preserve">    "@types/node": "24.13.5",</w:t>
       </w:r>
     </w:p>
     <w:p>
@@ -13332,7 +13377,7 @@
         <w:keepNext/>
       </w:pPr>
       <w:r>
-        <w:t xml:space="preserve">    "check": "tsc --noEmit",</w:t>
+        <w:t xml:space="preserve">    "@types/semver": "7.8.0",</w:t>
       </w:r>
     </w:p>
     <w:p>
@@ -13341,7 +13386,7 @@
         <w:keepNext/>
       </w:pPr>
       <w:r>
-        <w:t xml:space="preserve">    "build": "tsc --noEmitOnError"</w:t>
+        <w:t xml:space="preserve">    "typescript": "7.0.2"</w:t>
       </w:r>
     </w:p>
     <w:p>
@@ -13359,7 +13404,7 @@
         <w:keepNext/>
       </w:pPr>
       <w:r>
-        <w:t xml:space="preserve">  "devDependencies": {</w:t>
+        <w:t xml:space="preserve">  "dependencies": {</w:t>
       </w:r>
     </w:p>
     <w:p>
@@ -13368,7 +13413,7 @@
         <w:keepNext/>
       </w:pPr>
       <w:r>
-        <w:t xml:space="preserve">    "@types/node": "24.13.5",</w:t>
+        <w:t xml:space="preserve">    "semver": "7.8.5"</w:t>
       </w:r>
     </w:p>
     <w:p>
@@ -13377,7 +13422,7 @@
         <w:keepNext/>
       </w:pPr>
       <w:r>
-        <w:t xml:space="preserve">    "@types/semver": "7.8.0",</w:t>
+        <w:t xml:space="preserve">  }</w:t>
       </w:r>
     </w:p>
     <w:p>
@@ -13386,7 +13431,7 @@
         <w:keepNext/>
       </w:pPr>
       <w:r>
-        <w:t xml:space="preserve">    "typescript": "7.0.2"</w:t>
+        <w:t>}</w:t>
       </w:r>
     </w:p>
     <w:p>
@@ -13395,17 +13440,564 @@
         <w:keepNext/>
       </w:pPr>
       <w:r>
-        <w:t xml:space="preserve">  },</w:t>
+        <w:t>True</w:t>
       </w:r>
     </w:p>
     <w:p>
       <w:pPr>
         <w:pStyle w:val="RequiredOutput"/>
-        <w:keepNext/>
-      </w:pPr>
-      <w:r>
-        <w:t xml:space="preserve">  "dependencies": {</w:t>
-      </w:r>
+      </w:pPr>
+      <w:r>
+        <w:t>True</w:t>
+      </w:r>
+    </w:p>
+    <w:p>
+      <w:pPr>
+        <w:keepNext/>
+      </w:pPr>
+    </w:p>
+    <w:p>
+      <w:r>
+        <w:t>On Linux or macOS, ls prints the two folders' names instead of True and True.</w:t>
+      </w:r>
+    </w:p>
+    <w:p>
+      <w:pPr>
+        <w:keepNext/>
+      </w:pPr>
+    </w:p>
+    <w:p>
+      <w:r>
+        <w:t>Start with the most direct version: main compares 1.9.0 and 1.10.0 as text with &gt;, then printComparison compares each pair with semver's compare and prints the result. Every step is commented, so read the comments as you type it.</w:t>
+      </w:r>
+    </w:p>
+    <w:p>
+      <w:pPr>
+        <w:keepNext/>
+      </w:pPr>
+    </w:p>
+    <w:p>
+      <w:pPr>
+        <w:pStyle w:val="Heading3"/>
+      </w:pPr>
+      <w:r>
+        <w:t>typescript/src/basic.ts</w:t>
+      </w:r>
+    </w:p>
+    <w:p>
+      <w:pPr>
+        <w:pStyle w:val="SourceCode"/>
+        <w:keepNext/>
+      </w:pPr>
+      <w:r>
+        <w:t>// semver is a third-party package, not part of Node: npm installed it into</w:t>
+      </w:r>
+    </w:p>
+    <w:p>
+      <w:pPr>
+        <w:pStyle w:val="SourceCode"/>
+        <w:keepNext/>
+      </w:pPr>
+      <w:r>
+        <w:t>// this project's typescript\node_modules folder during the package setup.</w:t>
+      </w:r>
+    </w:p>
+    <w:p>
+      <w:pPr>
+        <w:pStyle w:val="SourceCode"/>
+      </w:pPr>
+      <w:r>
+        <w:t>// An import path with no ./ in front names a package, which Node looks for</w:t>
+      </w:r>
+    </w:p>
+    <w:p>
+      <w:pPr>
+        <w:pStyle w:val="SourceCode"/>
+      </w:pPr>
+      <w:r>
+        <w:t>// in node_modules. compare is one of the package's functions; the import</w:t>
+      </w:r>
+    </w:p>
+    <w:p>
+      <w:pPr>
+        <w:pStyle w:val="SourceCode"/>
+      </w:pPr>
+      <w:r>
+        <w:t>// names exactly what this file uses.</w:t>
+      </w:r>
+    </w:p>
+    <w:p>
+      <w:pPr>
+        <w:pStyle w:val="SourceCode"/>
+      </w:pPr>
+      <w:r>
+        <w:t>import { compare } from "semver";</w:t>
+      </w:r>
+    </w:p>
+    <w:p>
+      <w:pPr>
+        <w:pStyle w:val="SourceCode"/>
+      </w:pPr>
+    </w:p>
+    <w:p>
+      <w:pPr>
+        <w:pStyle w:val="SourceCode"/>
+      </w:pPr>
+      <w:r>
+        <w:t>// Prints one line saying how first compares with second as versions.</w:t>
+      </w:r>
+    </w:p>
+    <w:p>
+      <w:pPr>
+        <w:pStyle w:val="SourceCode"/>
+      </w:pPr>
+      <w:r>
+        <w:t>// Remember, : void means the function returns no value.</w:t>
+      </w:r>
+    </w:p>
+    <w:p>
+      <w:pPr>
+        <w:pStyle w:val="SourceCode"/>
+      </w:pPr>
+      <w:r>
+        <w:t>function printComparison(first: string, second: string): void {</w:t>
+      </w:r>
+    </w:p>
+    <w:p>
+      <w:pPr>
+        <w:pStyle w:val="SourceCode"/>
+      </w:pPr>
+      <w:r>
+        <w:t xml:space="preserve">    // compare reads both texts as versions and compares them by the rules</w:t>
+      </w:r>
+    </w:p>
+    <w:p>
+      <w:pPr>
+        <w:pStyle w:val="SourceCode"/>
+      </w:pPr>
+      <w:r>
+        <w:t xml:space="preserve">    // of semantic versioning: major first, then minor, then patch, each as</w:t>
+      </w:r>
+    </w:p>
+    <w:p>
+      <w:pPr>
+        <w:pStyle w:val="SourceCode"/>
+      </w:pPr>
+      <w:r>
+        <w:t xml:space="preserve">    // a number, and a pre-release such as 2.0.0-rc.1 comes before 2.0.0</w:t>
+      </w:r>
+    </w:p>
+    <w:p>
+      <w:pPr>
+        <w:pStyle w:val="SourceCode"/>
+      </w:pPr>
+      <w:r>
+        <w:t xml:space="preserve">    // itself. It returns -1 when first is older, 0 when they are the</w:t>
+      </w:r>
+    </w:p>
+    <w:p>
+      <w:pPr>
+        <w:pStyle w:val="SourceCode"/>
+      </w:pPr>
+      <w:r>
+        <w:t xml:space="preserve">    // same, and 1 when first is newer. It throws a TypeError for text that</w:t>
+      </w:r>
+    </w:p>
+    <w:p>
+      <w:pPr>
+        <w:pStyle w:val="SourceCode"/>
+      </w:pPr>
+      <w:r>
+        <w:t xml:space="preserve">    // is not a version; this Basic version trusts the text, because it is</w:t>
+      </w:r>
+    </w:p>
+    <w:p>
+      <w:pPr>
+        <w:pStyle w:val="SourceCode"/>
+      </w:pPr>
+      <w:r>
+        <w:t xml:space="preserve">    // fixed and valid.</w:t>
+      </w:r>
+    </w:p>
+    <w:p>
+      <w:pPr>
+        <w:pStyle w:val="SourceCode"/>
+      </w:pPr>
+      <w:r>
+        <w:t xml:space="preserve">    const order = compare(first, second);</w:t>
+      </w:r>
+    </w:p>
+    <w:p>
+      <w:pPr>
+        <w:pStyle w:val="SourceCode"/>
+      </w:pPr>
+    </w:p>
+    <w:p>
+      <w:pPr>
+        <w:pStyle w:val="SourceCode"/>
+      </w:pPr>
+      <w:r>
+        <w:t xml:space="preserve">    // Remember, an if/else if chain picks the first branch whose test is</w:t>
+      </w:r>
+    </w:p>
+    <w:p>
+      <w:pPr>
+        <w:pStyle w:val="SourceCode"/>
+      </w:pPr>
+      <w:r>
+        <w:t xml:space="preserve">    // true, and a `...` template puts each ${name}'s value into the text.</w:t>
+      </w:r>
+    </w:p>
+    <w:p>
+      <w:pPr>
+        <w:pStyle w:val="SourceCode"/>
+      </w:pPr>
+      <w:r>
+        <w:t xml:space="preserve">    if (order &lt; 0) {</w:t>
+      </w:r>
+    </w:p>
+    <w:p>
+      <w:pPr>
+        <w:pStyle w:val="SourceCode"/>
+      </w:pPr>
+      <w:r>
+        <w:t xml:space="preserve">        console.log(`As versions, ${first} is older than ${second}`);</w:t>
+      </w:r>
+    </w:p>
+    <w:p>
+      <w:pPr>
+        <w:pStyle w:val="SourceCode"/>
+      </w:pPr>
+      <w:r>
+        <w:t xml:space="preserve">    } else if (order &gt; 0) {</w:t>
+      </w:r>
+    </w:p>
+    <w:p>
+      <w:pPr>
+        <w:pStyle w:val="SourceCode"/>
+      </w:pPr>
+      <w:r>
+        <w:t xml:space="preserve">        console.log(`As versions, ${first} is newer than ${second}`);</w:t>
+      </w:r>
+    </w:p>
+    <w:p>
+      <w:pPr>
+        <w:pStyle w:val="SourceCode"/>
+      </w:pPr>
+      <w:r>
+        <w:t xml:space="preserve">    } else {</w:t>
+      </w:r>
+    </w:p>
+    <w:p>
+      <w:pPr>
+        <w:pStyle w:val="SourceCode"/>
+      </w:pPr>
+      <w:r>
+        <w:t xml:space="preserve">        console.log(`As versions, ${first} is the same as ${second}`);</w:t>
+      </w:r>
+    </w:p>
+    <w:p>
+      <w:pPr>
+        <w:pStyle w:val="SourceCode"/>
+      </w:pPr>
+      <w:r>
+        <w:t xml:space="preserve">    }</w:t>
+      </w:r>
+    </w:p>
+    <w:p>
+      <w:pPr>
+        <w:pStyle w:val="SourceCode"/>
+      </w:pPr>
+      <w:r>
+        <w:t>}</w:t>
+      </w:r>
+    </w:p>
+    <w:p>
+      <w:pPr>
+        <w:pStyle w:val="SourceCode"/>
+      </w:pPr>
+    </w:p>
+    <w:p>
+      <w:pPr>
+        <w:pStyle w:val="SourceCode"/>
+      </w:pPr>
+      <w:r>
+        <w:t>// Remember, main() on the last line runs the program.</w:t>
+      </w:r>
+    </w:p>
+    <w:p>
+      <w:pPr>
+        <w:pStyle w:val="SourceCode"/>
+      </w:pPr>
+      <w:r>
+        <w:t>function main(): void {</w:t>
+      </w:r>
+    </w:p>
+    <w:p>
+      <w:pPr>
+        <w:pStyle w:val="SourceCode"/>
+      </w:pPr>
+      <w:r>
+        <w:t xml:space="preserve">    // The standard library compares text, not versions. Remember, a &gt; b</w:t>
+      </w:r>
+    </w:p>
+    <w:p>
+      <w:pPr>
+        <w:pStyle w:val="SourceCode"/>
+      </w:pPr>
+      <w:r>
+        <w:t xml:space="preserve">    // means a comes after b in ordinal order, by character code. At the</w:t>
+      </w:r>
+    </w:p>
+    <w:p>
+      <w:pPr>
+        <w:pStyle w:val="SourceCode"/>
+      </w:pPr>
+      <w:r>
+        <w:t xml:space="preserve">    // third character 9 comes after 1, so as text 1.9.0 sorts after 1.10.0,</w:t>
+      </w:r>
+    </w:p>
+    <w:p>
+      <w:pPr>
+        <w:pStyle w:val="SourceCode"/>
+      </w:pPr>
+      <w:r>
+        <w:t xml:space="preserve">    // although version 1.10.0 is the newer one.</w:t>
+      </w:r>
+    </w:p>
+    <w:p>
+      <w:pPr>
+        <w:pStyle w:val="SourceCode"/>
+      </w:pPr>
+      <w:r>
+        <w:t xml:space="preserve">    const older: string = "1.9.0";</w:t>
+      </w:r>
+    </w:p>
+    <w:p>
+      <w:pPr>
+        <w:pStyle w:val="SourceCode"/>
+      </w:pPr>
+      <w:r>
+        <w:t xml:space="preserve">    const newer: string = "1.10.0";</w:t>
+      </w:r>
+    </w:p>
+    <w:p>
+      <w:pPr>
+        <w:pStyle w:val="SourceCode"/>
+      </w:pPr>
+      <w:r>
+        <w:t xml:space="preserve">    if (older &gt; newer) {</w:t>
+      </w:r>
+    </w:p>
+    <w:p>
+      <w:pPr>
+        <w:pStyle w:val="SourceCode"/>
+      </w:pPr>
+      <w:r>
+        <w:t xml:space="preserve">        console.log("As text, 1.9.0 sorts after 1.10.0");</w:t>
+      </w:r>
+    </w:p>
+    <w:p>
+      <w:pPr>
+        <w:pStyle w:val="SourceCode"/>
+      </w:pPr>
+      <w:r>
+        <w:t xml:space="preserve">    } else {</w:t>
+      </w:r>
+    </w:p>
+    <w:p>
+      <w:pPr>
+        <w:pStyle w:val="SourceCode"/>
+      </w:pPr>
+      <w:r>
+        <w:t xml:space="preserve">        console.log("As text, 1.9.0 sorts before 1.10.0");</w:t>
+      </w:r>
+    </w:p>
+    <w:p>
+      <w:pPr>
+        <w:pStyle w:val="SourceCode"/>
+      </w:pPr>
+      <w:r>
+        <w:t xml:space="preserve">    }</w:t>
+      </w:r>
+    </w:p>
+    <w:p>
+      <w:pPr>
+        <w:pStyle w:val="SourceCode"/>
+      </w:pPr>
+    </w:p>
+    <w:p>
+      <w:pPr>
+        <w:pStyle w:val="SourceCode"/>
+      </w:pPr>
+      <w:r>
+        <w:t xml:space="preserve">    // The package compares them as versions.</w:t>
+      </w:r>
+    </w:p>
+    <w:p>
+      <w:pPr>
+        <w:pStyle w:val="SourceCode"/>
+      </w:pPr>
+      <w:r>
+        <w:t xml:space="preserve">    printComparison("1.9.0", "1.10.0");</w:t>
+      </w:r>
+    </w:p>
+    <w:p>
+      <w:pPr>
+        <w:pStyle w:val="SourceCode"/>
+      </w:pPr>
+      <w:r>
+        <w:t xml:space="preserve">    printComparison("2.0.0-rc.1", "2.0.0");</w:t>
+      </w:r>
+    </w:p>
+    <w:p>
+      <w:pPr>
+        <w:pStyle w:val="SourceCode"/>
+        <w:keepNext/>
+      </w:pPr>
+      <w:r>
+        <w:t xml:space="preserve">    printComparison("1.10.0", "1.10.0");</w:t>
+      </w:r>
+    </w:p>
+    <w:p>
+      <w:pPr>
+        <w:pStyle w:val="SourceCode"/>
+        <w:keepNext/>
+      </w:pPr>
+      <w:r>
+        <w:t>}</w:t>
+      </w:r>
+    </w:p>
+    <w:p>
+      <w:pPr>
+        <w:pStyle w:val="SourceCode"/>
+        <w:keepNext/>
+      </w:pPr>
+    </w:p>
+    <w:p>
+      <w:pPr>
+        <w:pStyle w:val="SourceCode"/>
+      </w:pPr>
+      <w:r>
+        <w:t>main();</w:t>
+      </w:r>
+    </w:p>
+    <w:p>
+      <w:pPr>
+        <w:keepNext/>
+      </w:pPr>
+    </w:p>
+    <w:p>
+      <w:pPr>
+        <w:pStyle w:val="Heading3"/>
+      </w:pPr>
+      <w:r>
+        <w:t>Windows PowerShell Basic Build and Run</w:t>
+      </w:r>
+    </w:p>
+    <w:p>
+      <w:pPr>
+        <w:keepNext/>
+      </w:pPr>
+      <w:r>
+        <w:t>Then build and run the program once.</w:t>
+      </w:r>
+    </w:p>
+    <w:p>
+      <w:pPr>
+        <w:keepNext/>
+      </w:pPr>
+    </w:p>
+    <w:p>
+      <w:pPr>
+        <w:pStyle w:val="CommandBlock"/>
+        <w:keepNext/>
+      </w:pPr>
+      <w:r>
+        <w:t>npm --prefix .\typescript run check</w:t>
+      </w:r>
+    </w:p>
+    <w:p>
+      <w:pPr>
+        <w:pStyle w:val="CommandBlock"/>
+        <w:keepNext/>
+      </w:pPr>
+      <w:r>
+        <w:t>npm --prefix .\typescript run build</w:t>
+      </w:r>
+    </w:p>
+    <w:p>
+      <w:pPr>
+        <w:pStyle w:val="CommandBlock"/>
+      </w:pPr>
+      <w:r>
+        <w:t>node .\typescript\dist\basic.js</w:t>
+      </w:r>
+    </w:p>
+    <w:p>
+      <w:pPr>
+        <w:keepNext/>
+      </w:pPr>
+    </w:p>
+    <w:p>
+      <w:pPr>
+        <w:pStyle w:val="Heading3"/>
+      </w:pPr>
+      <w:r>
+        <w:t>Linux or macOS Basic Build and Run</w:t>
+      </w:r>
+    </w:p>
+    <w:p>
+      <w:pPr>
+        <w:pStyle w:val="CommandBlock"/>
+        <w:keepNext/>
+      </w:pPr>
+      <w:r>
+        <w:t>npm --prefix ./typescript run check</w:t>
+      </w:r>
+    </w:p>
+    <w:p>
+      <w:pPr>
+        <w:pStyle w:val="CommandBlock"/>
+        <w:keepNext/>
+      </w:pPr>
+      <w:r>
+        <w:t>npm --prefix ./typescript run build</w:t>
+      </w:r>
+    </w:p>
+    <w:p>
+      <w:pPr>
+        <w:pStyle w:val="CommandBlock"/>
+      </w:pPr>
+      <w:r>
+        <w:t>node ./typescript/dist/basic.js</w:t>
+      </w:r>
+    </w:p>
+    <w:p>
+      <w:pPr>
+        <w:keepNext/>
+      </w:pPr>
+    </w:p>
+    <w:p>
+      <w:pPr>
+        <w:pStyle w:val="Heading3"/>
+      </w:pPr>
+      <w:r>
+        <w:t>Check Your Results</w:t>
+      </w:r>
+    </w:p>
+    <w:p>
+      <w:pPr>
+        <w:keepNext/>
+      </w:pPr>
+      <w:r>
+        <w:t>The npm check and build steps print their own lines first; those are not part of the program's output. The program reads no input. Your screen must show exactly these four lines, with the same spelling, spacing, and capitalization.</w:t>
+      </w:r>
+    </w:p>
+    <w:p>
+      <w:pPr>
+        <w:keepNext/>
+      </w:pPr>
     </w:p>
     <w:p>
       <w:pPr>
@@ -13413,7 +14005,7 @@
         <w:keepNext/>
       </w:pPr>
       <w:r>
-        <w:t xml:space="preserve">    "semver": "7.8.5"</w:t>
+        <w:t>As text, 1.9.0 sorts after 1.10.0</w:t>
       </w:r>
     </w:p>
     <w:p>
@@ -13422,7 +14014,7 @@
         <w:keepNext/>
       </w:pPr>
       <w:r>
-        <w:t xml:space="preserve">  }</w:t>
+        <w:t>As versions, 1.9.0 is older than 1.10.0</w:t>
       </w:r>
     </w:p>
     <w:p>
@@ -13431,44 +14023,900 @@
         <w:keepNext/>
       </w:pPr>
       <w:r>
+        <w:t>As versions, 2.0.0-rc.1 is older than 2.0.0</w:t>
+      </w:r>
+    </w:p>
+    <w:p>
+      <w:pPr>
+        <w:pStyle w:val="RequiredOutput"/>
+      </w:pPr>
+      <w:r>
+        <w:t>As versions, 1.10.0 is the same as 1.10.0</w:t>
+      </w:r>
+    </w:p>
+    <w:p>
+      <w:pPr>
+        <w:keepNext/>
+      </w:pPr>
+    </w:p>
+    <w:p>
+      <w:pPr>
+        <w:pStyle w:val="ListBullet"/>
+      </w:pPr>
+      <w:r>
+        <w:t>As text, 1.9.0 sorts after 1.10.0 proves the standard library compares text one character at a time: the first two characters match, and at the third, 9 comes after 1, so the rest is never looked at.</w:t>
+      </w:r>
+    </w:p>
+    <w:p>
+      <w:pPr>
+        <w:pStyle w:val="ListBullet"/>
+      </w:pPr>
+      <w:r>
+        <w:t>As versions, 1.9.0 is older than 1.10.0 proves the package compares each part as a number: the major versions match, and minor version 9 is less than 10.</w:t>
+      </w:r>
+    </w:p>
+    <w:p>
+      <w:pPr>
+        <w:pStyle w:val="ListBullet"/>
+      </w:pPr>
+      <w:r>
+        <w:t>As versions, 2.0.0-rc.1 is older than 2.0.0 proves the package follows the pre-release rule: a release candidate comes before its release.</w:t>
+      </w:r>
+    </w:p>
+    <w:p>
+      <w:pPr>
+        <w:pStyle w:val="ListBullet"/>
+      </w:pPr>
+      <w:r>
+        <w:t>As versions, 1.10.0 is the same as 1.10.0 proves the comparison returns 0 for equal versions.</w:t>
+      </w:r>
+    </w:p>
+    <w:p>
+      <w:pPr>
+        <w:pStyle w:val="ListBullet"/>
+      </w:pPr>
+      <w:r>
+        <w:t>If node stops with Error [ERR_MODULE_NOT_FOUND]: Cannot find package 'semver', the first Package Setup command did not run; tsc can pass without it when @types/semver is installed, because tsc reads only the type descriptions. If the check step fails with Could not find a declaration file for module 'semver', @types/semver is missing.</w:t>
+      </w:r>
+    </w:p>
+    <w:p>
+      <w:pPr>
+        <w:pStyle w:val="ListBullet"/>
+      </w:pPr>
+      <w:r>
+        <w:t>If the build fails with another message, read the first error: it names the file and line to fix.</w:t>
+      </w:r>
+    </w:p>
+    <w:p>
+      <w:pPr>
+        <w:keepNext/>
+      </w:pPr>
+    </w:p>
+    <w:p>
+      <w:pPr>
+        <w:keepNext/>
+      </w:pPr>
+    </w:p>
+    <w:p>
+      <w:pPr>
+        <w:pStyle w:val="Heading2"/>
+      </w:pPr>
+      <w:r>
+        <w:t>Production-Minded Implementation</w:t>
+      </w:r>
+    </w:p>
+    <w:p>
+      <w:r>
+        <w:t>The production-minded version prints the same four lines, then checks four versions against a minimum version, the way an installer checks that what it finds is new enough. printComparison now chooses its words into one variable, relation, and prints one line. minimumStatus checks each version against MINIMUM_VERSION, 1.10.0, with semver's valid first, which returns null for text that is not a version, so the badly written 1.x and 1.2.3.4 are reported instead of compared.</w:t>
+      </w:r>
+    </w:p>
+    <w:p>
+      <w:pPr>
+        <w:keepNext/>
+      </w:pPr>
+    </w:p>
+    <w:p>
+      <w:pPr>
+        <w:pStyle w:val="Heading3"/>
+      </w:pPr>
+      <w:r>
+        <w:t>typescript/src/main.ts</w:t>
+      </w:r>
+    </w:p>
+    <w:p>
+      <w:pPr>
+        <w:pStyle w:val="SourceCode"/>
+        <w:keepNext/>
+      </w:pPr>
+      <w:r>
+        <w:t>// Remember, semver lives in typescript\node_modules, and a path with no ./</w:t>
+      </w:r>
+    </w:p>
+    <w:p>
+      <w:pPr>
+        <w:pStyle w:val="SourceCode"/>
+        <w:keepNext/>
+      </w:pPr>
+      <w:r>
+        <w:t>// names a package. valid is the package's check for one version.</w:t>
+      </w:r>
+    </w:p>
+    <w:p>
+      <w:pPr>
+        <w:pStyle w:val="SourceCode"/>
+      </w:pPr>
+      <w:r>
+        <w:t>import { compare, valid } from "semver";</w:t>
+      </w:r>
+    </w:p>
+    <w:p>
+      <w:pPr>
+        <w:pStyle w:val="SourceCode"/>
+      </w:pPr>
+    </w:p>
+    <w:p>
+      <w:pPr>
+        <w:pStyle w:val="SourceCode"/>
+      </w:pPr>
+      <w:r>
+        <w:t>// The lowest version the check accepts. Remember, const never changes.</w:t>
+      </w:r>
+    </w:p>
+    <w:p>
+      <w:pPr>
+        <w:pStyle w:val="SourceCode"/>
+      </w:pPr>
+      <w:r>
+        <w:t>const MINIMUM_VERSION: string = "1.10.0";</w:t>
+      </w:r>
+    </w:p>
+    <w:p>
+      <w:pPr>
+        <w:pStyle w:val="SourceCode"/>
+      </w:pPr>
+    </w:p>
+    <w:p>
+      <w:pPr>
+        <w:pStyle w:val="SourceCode"/>
+      </w:pPr>
+      <w:r>
+        <w:t>// Prints one line saying how first compares with second as versions.</w:t>
+      </w:r>
+    </w:p>
+    <w:p>
+      <w:pPr>
+        <w:pStyle w:val="SourceCode"/>
+      </w:pPr>
+      <w:r>
+        <w:t>function printComparison(first: string, second: string): void {</w:t>
+      </w:r>
+    </w:p>
+    <w:p>
+      <w:pPr>
+        <w:pStyle w:val="SourceCode"/>
+      </w:pPr>
+      <w:r>
+        <w:t xml:space="preserve">    // These texts are fixed and valid, so compare is safe here;</w:t>
+      </w:r>
+    </w:p>
+    <w:p>
+      <w:pPr>
+        <w:pStyle w:val="SourceCode"/>
+      </w:pPr>
+      <w:r>
+        <w:t xml:space="preserve">    // minimumStatus below shows the check. Remember, compare returns -1</w:t>
+      </w:r>
+    </w:p>
+    <w:p>
+      <w:pPr>
+        <w:pStyle w:val="SourceCode"/>
+      </w:pPr>
+      <w:r>
+        <w:t xml:space="preserve">    // (older), 0 (same), or 1 (newer).</w:t>
+      </w:r>
+    </w:p>
+    <w:p>
+      <w:pPr>
+        <w:pStyle w:val="SourceCode"/>
+      </w:pPr>
+      <w:r>
+        <w:t xml:space="preserve">    const order = compare(first, second);</w:t>
+      </w:r>
+    </w:p>
+    <w:p>
+      <w:pPr>
+        <w:pStyle w:val="SourceCode"/>
+      </w:pPr>
+      <w:r>
+        <w:t xml:space="preserve">    let relation: string = "is the same as";</w:t>
+      </w:r>
+    </w:p>
+    <w:p>
+      <w:pPr>
+        <w:pStyle w:val="SourceCode"/>
+      </w:pPr>
+      <w:r>
+        <w:t xml:space="preserve">    if (order &lt; 0) {</w:t>
+      </w:r>
+    </w:p>
+    <w:p>
+      <w:pPr>
+        <w:pStyle w:val="SourceCode"/>
+      </w:pPr>
+      <w:r>
+        <w:t xml:space="preserve">        relation = "is older than";</w:t>
+      </w:r>
+    </w:p>
+    <w:p>
+      <w:pPr>
+        <w:pStyle w:val="SourceCode"/>
+      </w:pPr>
+      <w:r>
+        <w:t xml:space="preserve">    } else if (order &gt; 0) {</w:t>
+      </w:r>
+    </w:p>
+    <w:p>
+      <w:pPr>
+        <w:pStyle w:val="SourceCode"/>
+      </w:pPr>
+      <w:r>
+        <w:t xml:space="preserve">        relation = "is newer than";</w:t>
+      </w:r>
+    </w:p>
+    <w:p>
+      <w:pPr>
+        <w:pStyle w:val="SourceCode"/>
+      </w:pPr>
+      <w:r>
+        <w:t xml:space="preserve">    }</w:t>
+      </w:r>
+    </w:p>
+    <w:p>
+      <w:pPr>
+        <w:pStyle w:val="SourceCode"/>
+      </w:pPr>
+      <w:r>
+        <w:t xml:space="preserve">    console.log(`As versions, ${first} ${relation} ${second}`);</w:t>
+      </w:r>
+    </w:p>
+    <w:p>
+      <w:pPr>
+        <w:pStyle w:val="SourceCode"/>
+      </w:pPr>
+      <w:r>
         <w:t>}</w:t>
       </w:r>
     </w:p>
     <w:p>
       <w:pPr>
+        <w:pStyle w:val="SourceCode"/>
+      </w:pPr>
+    </w:p>
+    <w:p>
+      <w:pPr>
+        <w:pStyle w:val="SourceCode"/>
+      </w:pPr>
+      <w:r>
+        <w:t>// Returns the status of one version against MINIMUM_VERSION. A library</w:t>
+      </w:r>
+    </w:p>
+    <w:p>
+      <w:pPr>
+        <w:pStyle w:val="SourceCode"/>
+      </w:pPr>
+      <w:r>
+        <w:t>// function can fail like any other, so the program checks the text before</w:t>
+      </w:r>
+    </w:p>
+    <w:p>
+      <w:pPr>
+        <w:pStyle w:val="SourceCode"/>
+      </w:pPr>
+      <w:r>
+        <w:t>// it uses the version.</w:t>
+      </w:r>
+    </w:p>
+    <w:p>
+      <w:pPr>
+        <w:pStyle w:val="SourceCode"/>
+      </w:pPr>
+      <w:r>
+        <w:t>function minimumStatus(versionText: string): string {</w:t>
+      </w:r>
+    </w:p>
+    <w:p>
+      <w:pPr>
+        <w:pStyle w:val="SourceCode"/>
+      </w:pPr>
+      <w:r>
+        <w:t xml:space="preserve">    // valid returns the version as text, or null when the text is not a</w:t>
+      </w:r>
+    </w:p>
+    <w:p>
+      <w:pPr>
+        <w:pStyle w:val="SourceCode"/>
+      </w:pPr>
+      <w:r>
+        <w:t xml:space="preserve">    // complete version such as 1.10.0, so compare below cannot throw.</w:t>
+      </w:r>
+    </w:p>
+    <w:p>
+      <w:pPr>
+        <w:pStyle w:val="SourceCode"/>
+      </w:pPr>
+      <w:r>
+        <w:t xml:space="preserve">    if (valid(versionText) === null) {</w:t>
+      </w:r>
+    </w:p>
+    <w:p>
+      <w:pPr>
+        <w:pStyle w:val="SourceCode"/>
+      </w:pPr>
+      <w:r>
+        <w:t xml:space="preserve">        return "not a valid version";</w:t>
+      </w:r>
+    </w:p>
+    <w:p>
+      <w:pPr>
+        <w:pStyle w:val="SourceCode"/>
+      </w:pPr>
+      <w:r>
+        <w:t xml:space="preserve">    }</w:t>
+      </w:r>
+    </w:p>
+    <w:p>
+      <w:pPr>
+        <w:pStyle w:val="SourceCode"/>
+      </w:pPr>
+      <w:r>
+        <w:t xml:space="preserve">    if (compare(versionText, MINIMUM_VERSION) &lt; 0) {</w:t>
+      </w:r>
+    </w:p>
+    <w:p>
+      <w:pPr>
+        <w:pStyle w:val="SourceCode"/>
+      </w:pPr>
+      <w:r>
+        <w:t xml:space="preserve">        return "below the minimum";</w:t>
+      </w:r>
+    </w:p>
+    <w:p>
+      <w:pPr>
+        <w:pStyle w:val="SourceCode"/>
+      </w:pPr>
+      <w:r>
+        <w:t xml:space="preserve">    }</w:t>
+      </w:r>
+    </w:p>
+    <w:p>
+      <w:pPr>
+        <w:pStyle w:val="SourceCode"/>
+      </w:pPr>
+      <w:r>
+        <w:t xml:space="preserve">    return "meets the minimum";</w:t>
+      </w:r>
+    </w:p>
+    <w:p>
+      <w:pPr>
+        <w:pStyle w:val="SourceCode"/>
+      </w:pPr>
+      <w:r>
+        <w:t>}</w:t>
+      </w:r>
+    </w:p>
+    <w:p>
+      <w:pPr>
+        <w:pStyle w:val="SourceCode"/>
+      </w:pPr>
+    </w:p>
+    <w:p>
+      <w:pPr>
+        <w:pStyle w:val="SourceCode"/>
+      </w:pPr>
+      <w:r>
+        <w:t>function main(): void {</w:t>
+      </w:r>
+    </w:p>
+    <w:p>
+      <w:pPr>
+        <w:pStyle w:val="SourceCode"/>
+      </w:pPr>
+      <w:r>
+        <w:t xml:space="preserve">    // Remember, a &gt; b means a comes after b in ordinal order.</w:t>
+      </w:r>
+    </w:p>
+    <w:p>
+      <w:pPr>
+        <w:pStyle w:val="SourceCode"/>
+      </w:pPr>
+      <w:r>
+        <w:t xml:space="preserve">    const older: string = "1.9.0";</w:t>
+      </w:r>
+    </w:p>
+    <w:p>
+      <w:pPr>
+        <w:pStyle w:val="SourceCode"/>
+      </w:pPr>
+      <w:r>
+        <w:t xml:space="preserve">    const newer: string = "1.10.0";</w:t>
+      </w:r>
+    </w:p>
+    <w:p>
+      <w:pPr>
+        <w:pStyle w:val="SourceCode"/>
+      </w:pPr>
+      <w:r>
+        <w:t xml:space="preserve">    if (older &gt; newer) {</w:t>
+      </w:r>
+    </w:p>
+    <w:p>
+      <w:pPr>
+        <w:pStyle w:val="SourceCode"/>
+      </w:pPr>
+      <w:r>
+        <w:t xml:space="preserve">        console.log("As text, 1.9.0 sorts after 1.10.0");</w:t>
+      </w:r>
+    </w:p>
+    <w:p>
+      <w:pPr>
+        <w:pStyle w:val="SourceCode"/>
+      </w:pPr>
+      <w:r>
+        <w:t xml:space="preserve">    } else {</w:t>
+      </w:r>
+    </w:p>
+    <w:p>
+      <w:pPr>
+        <w:pStyle w:val="SourceCode"/>
+      </w:pPr>
+      <w:r>
+        <w:t xml:space="preserve">        console.log("As text, 1.9.0 sorts before 1.10.0");</w:t>
+      </w:r>
+    </w:p>
+    <w:p>
+      <w:pPr>
+        <w:pStyle w:val="SourceCode"/>
+      </w:pPr>
+      <w:r>
+        <w:t xml:space="preserve">    }</w:t>
+      </w:r>
+    </w:p>
+    <w:p>
+      <w:pPr>
+        <w:pStyle w:val="SourceCode"/>
+      </w:pPr>
+    </w:p>
+    <w:p>
+      <w:pPr>
+        <w:pStyle w:val="SourceCode"/>
+      </w:pPr>
+      <w:r>
+        <w:t xml:space="preserve">    printComparison("1.9.0", "1.10.0");</w:t>
+      </w:r>
+    </w:p>
+    <w:p>
+      <w:pPr>
+        <w:pStyle w:val="SourceCode"/>
+      </w:pPr>
+      <w:r>
+        <w:t xml:space="preserve">    printComparison("2.0.0-rc.1", "2.0.0");</w:t>
+      </w:r>
+    </w:p>
+    <w:p>
+      <w:pPr>
+        <w:pStyle w:val="SourceCode"/>
+      </w:pPr>
+      <w:r>
+        <w:t xml:space="preserve">    printComparison("1.10.0", "1.10.0");</w:t>
+      </w:r>
+    </w:p>
+    <w:p>
+      <w:pPr>
+        <w:pStyle w:val="SourceCode"/>
+      </w:pPr>
+    </w:p>
+    <w:p>
+      <w:pPr>
+        <w:pStyle w:val="SourceCode"/>
+      </w:pPr>
+      <w:r>
+        <w:t xml:space="preserve">    // The versions to check. The last two, 1.x and 1.2.3.4, are not valid</w:t>
+      </w:r>
+    </w:p>
+    <w:p>
+      <w:pPr>
+        <w:pStyle w:val="SourceCode"/>
+      </w:pPr>
+      <w:r>
+        <w:t xml:space="preserve">    // versions, as can happen with text typed by hand. Remember, for...of</w:t>
+      </w:r>
+    </w:p>
+    <w:p>
+      <w:pPr>
+        <w:pStyle w:val="SourceCode"/>
+      </w:pPr>
+      <w:r>
+        <w:t xml:space="preserve">    // visits every item in order.</w:t>
+      </w:r>
+    </w:p>
+    <w:p>
+      <w:pPr>
+        <w:pStyle w:val="SourceCode"/>
+      </w:pPr>
+      <w:r>
+        <w:t xml:space="preserve">    const installed: string[] = [</w:t>
+      </w:r>
+    </w:p>
+    <w:p>
+      <w:pPr>
+        <w:pStyle w:val="SourceCode"/>
+      </w:pPr>
+      <w:r>
+        <w:t xml:space="preserve">        "1.9.4", "2.0.0-rc.1", "1.x", "1.2.3.4",</w:t>
+      </w:r>
+    </w:p>
+    <w:p>
+      <w:pPr>
+        <w:pStyle w:val="SourceCode"/>
+      </w:pPr>
+      <w:r>
+        <w:t xml:space="preserve">    ];</w:t>
+      </w:r>
+    </w:p>
+    <w:p>
+      <w:pPr>
+        <w:pStyle w:val="SourceCode"/>
+      </w:pPr>
+      <w:r>
+        <w:t xml:space="preserve">    console.log(`Minimum version: ${MINIMUM_VERSION}`);</w:t>
+      </w:r>
+    </w:p>
+    <w:p>
+      <w:pPr>
+        <w:pStyle w:val="SourceCode"/>
+      </w:pPr>
+      <w:r>
+        <w:t xml:space="preserve">    for (const installedVersion of installed) {</w:t>
+      </w:r>
+    </w:p>
+    <w:p>
+      <w:pPr>
+        <w:pStyle w:val="SourceCode"/>
+      </w:pPr>
+      <w:r>
+        <w:t xml:space="preserve">        console.log(`${installedVersion}: ${minimumStatus(installedVersion)}`);</w:t>
+      </w:r>
+    </w:p>
+    <w:p>
+      <w:pPr>
+        <w:pStyle w:val="SourceCode"/>
+        <w:keepNext/>
+      </w:pPr>
+      <w:r>
+        <w:t xml:space="preserve">    }</w:t>
+      </w:r>
+    </w:p>
+    <w:p>
+      <w:pPr>
+        <w:pStyle w:val="SourceCode"/>
+        <w:keepNext/>
+      </w:pPr>
+      <w:r>
+        <w:t>}</w:t>
+      </w:r>
+    </w:p>
+    <w:p>
+      <w:pPr>
+        <w:pStyle w:val="SourceCode"/>
+        <w:keepNext/>
+      </w:pPr>
+    </w:p>
+    <w:p>
+      <w:pPr>
+        <w:pStyle w:val="SourceCode"/>
+      </w:pPr>
+      <w:r>
+        <w:t>main();</w:t>
+      </w:r>
+    </w:p>
+    <w:p>
+      <w:pPr>
+        <w:keepNext/>
+      </w:pPr>
+    </w:p>
+    <w:p>
+      <w:pPr>
+        <w:pStyle w:val="Heading3"/>
+      </w:pPr>
+      <w:r>
+        <w:t>Windows PowerShell Build and Run</w:t>
+      </w:r>
+    </w:p>
+    <w:p>
+      <w:pPr>
+        <w:keepNext/>
+      </w:pPr>
+      <w:r>
+        <w:t>Build and run the program once.</w:t>
+      </w:r>
+    </w:p>
+    <w:p>
+      <w:pPr>
+        <w:keepNext/>
+      </w:pPr>
+    </w:p>
+    <w:p>
+      <w:pPr>
+        <w:pStyle w:val="CommandBlock"/>
+        <w:keepNext/>
+      </w:pPr>
+      <w:r>
+        <w:t>npm --prefix .\typescript run check</w:t>
+      </w:r>
+    </w:p>
+    <w:p>
+      <w:pPr>
+        <w:pStyle w:val="CommandBlock"/>
+        <w:keepNext/>
+      </w:pPr>
+      <w:r>
+        <w:t>npm --prefix .\typescript run build</w:t>
+      </w:r>
+    </w:p>
+    <w:p>
+      <w:pPr>
+        <w:pStyle w:val="CommandBlock"/>
+      </w:pPr>
+      <w:r>
+        <w:t>node .\typescript\dist\main.js</w:t>
+      </w:r>
+    </w:p>
+    <w:p>
+      <w:pPr>
+        <w:keepNext/>
+      </w:pPr>
+    </w:p>
+    <w:p>
+      <w:pPr>
+        <w:pStyle w:val="Heading3"/>
+      </w:pPr>
+      <w:r>
+        <w:t>Linux or macOS Build and Run</w:t>
+      </w:r>
+    </w:p>
+    <w:p>
+      <w:pPr>
+        <w:pStyle w:val="CommandBlock"/>
+        <w:keepNext/>
+      </w:pPr>
+      <w:r>
+        <w:t>npm --prefix ./typescript run check</w:t>
+      </w:r>
+    </w:p>
+    <w:p>
+      <w:pPr>
+        <w:pStyle w:val="CommandBlock"/>
+        <w:keepNext/>
+      </w:pPr>
+      <w:r>
+        <w:t>npm --prefix ./typescript run build</w:t>
+      </w:r>
+    </w:p>
+    <w:p>
+      <w:pPr>
+        <w:pStyle w:val="CommandBlock"/>
+      </w:pPr>
+      <w:r>
+        <w:t>node ./typescript/dist/main.js</w:t>
+      </w:r>
+    </w:p>
+    <w:p>
+      <w:pPr>
+        <w:keepNext/>
+      </w:pPr>
+    </w:p>
+    <w:p>
+      <w:pPr>
+        <w:pStyle w:val="Heading3"/>
+      </w:pPr>
+      <w:r>
+        <w:t>Check Your Results</w:t>
+      </w:r>
+    </w:p>
+    <w:p>
+      <w:pPr>
+        <w:keepNext/>
+      </w:pPr>
+      <w:r>
+        <w:t>The npm check and build steps print their own lines first; those are not part of the program's output. The program reads no input. Your screen must show exactly these nine lines, with the same spelling, spacing, and capitalization.</w:t>
+      </w:r>
+    </w:p>
+    <w:p>
+      <w:pPr>
+        <w:keepNext/>
+      </w:pPr>
+    </w:p>
+    <w:p>
+      <w:pPr>
         <w:pStyle w:val="RequiredOutput"/>
         <w:keepNext/>
       </w:pPr>
       <w:r>
-        <w:t>True</w:t>
+        <w:t>As text, 1.9.0 sorts after 1.10.0</w:t>
       </w:r>
     </w:p>
     <w:p>
       <w:pPr>
         <w:pStyle w:val="RequiredOutput"/>
-      </w:pPr>
-      <w:r>
-        <w:t>True</w:t>
-      </w:r>
-    </w:p>
-    <w:p>
-      <w:pPr>
-        <w:keepNext/>
-      </w:pPr>
-    </w:p>
-    <w:p>
-      <w:r>
-        <w:t>On Linux or macOS, ls prints the two folders' names instead of True and True.</w:t>
-      </w:r>
-    </w:p>
-    <w:p>
-      <w:pPr>
-        <w:keepNext/>
-      </w:pPr>
-    </w:p>
-    <w:p>
-      <w:r>
-        <w:t>Start with the most direct version: main compares 1.9.0 and 1.10.0 as text with &gt;, then printComparison compares each pair with semver's compare and prints the result. Every step is commented, so read the comments as you type it.</w:t>
+        <w:keepNext/>
+      </w:pPr>
+      <w:r>
+        <w:t>As versions, 1.9.0 is older than 1.10.0</w:t>
+      </w:r>
+    </w:p>
+    <w:p>
+      <w:pPr>
+        <w:pStyle w:val="RequiredOutput"/>
+        <w:keepNext/>
+      </w:pPr>
+      <w:r>
+        <w:t>As versions, 2.0.0-rc.1 is older than 2.0.0</w:t>
+      </w:r>
+    </w:p>
+    <w:p>
+      <w:pPr>
+        <w:pStyle w:val="RequiredOutput"/>
+        <w:keepNext/>
+      </w:pPr>
+      <w:r>
+        <w:t>As versions, 1.10.0 is the same as 1.10.0</w:t>
+      </w:r>
+    </w:p>
+    <w:p>
+      <w:pPr>
+        <w:pStyle w:val="RequiredOutput"/>
+        <w:keepNext/>
+      </w:pPr>
+      <w:r>
+        <w:t>Minimum version: 1.10.0</w:t>
+      </w:r>
+    </w:p>
+    <w:p>
+      <w:pPr>
+        <w:pStyle w:val="RequiredOutput"/>
+        <w:keepNext/>
+      </w:pPr>
+      <w:r>
+        <w:t>1.9.4: below the minimum</w:t>
+      </w:r>
+    </w:p>
+    <w:p>
+      <w:pPr>
+        <w:pStyle w:val="RequiredOutput"/>
+        <w:keepNext/>
+      </w:pPr>
+      <w:r>
+        <w:t>2.0.0-rc.1: meets the minimum</w:t>
+      </w:r>
+    </w:p>
+    <w:p>
+      <w:pPr>
+        <w:pStyle w:val="RequiredOutput"/>
+        <w:keepNext/>
+      </w:pPr>
+      <w:r>
+        <w:t>1.x: not a valid version</w:t>
+      </w:r>
+    </w:p>
+    <w:p>
+      <w:pPr>
+        <w:pStyle w:val="RequiredOutput"/>
+      </w:pPr>
+      <w:r>
+        <w:t>1.2.3.4: not a valid version</w:t>
+      </w:r>
+    </w:p>
+    <w:p>
+      <w:pPr>
+        <w:keepNext/>
+      </w:pPr>
+    </w:p>
+    <w:p>
+      <w:pPr>
+        <w:pStyle w:val="ListBullet"/>
+      </w:pPr>
+      <w:r>
+        <w:t>The first four lines match the Basic version's: the same package calls, now in printComparison and minimumStatus.</w:t>
+      </w:r>
+    </w:p>
+    <w:p>
+      <w:pPr>
+        <w:pStyle w:val="ListBullet"/>
+      </w:pPr>
+      <w:r>
+        <w:t>Minimum version: 1.10.0 names the version every check compares with. 1.9.4: below the minimum and 2.0.0-rc.1: meets the minimum prove each version was compared with it by number: 2.0.0-rc.1 comes before 2.0.0, but after 1.10.0.</w:t>
+      </w:r>
+    </w:p>
+    <w:p>
+      <w:pPr>
+        <w:pStyle w:val="ListBullet"/>
+      </w:pPr>
+      <w:r>
+        <w:t>1.x: not a valid version and 1.2.3.4: not a valid version prove the text was checked before the library used it, and the program went on. Unchecked, compare would throw a TypeError, and the program would stop.</w:t>
+      </w:r>
+    </w:p>
+    <w:p>
+      <w:pPr>
+        <w:pStyle w:val="ListBullet"/>
+      </w:pPr>
+      <w:r>
+        <w:t>If the program stops with TypeError: Invalid Version: 1.x, minimumStatus calls compare before checking valid.</w:t>
+      </w:r>
+    </w:p>
+    <w:p>
+      <w:pPr>
+        <w:pStyle w:val="ListBullet"/>
+      </w:pPr>
+      <w:r>
+        <w:t>If the build fails with another message, read the first error: it names the file and line to fix.</w:t>
+      </w:r>
+    </w:p>
+    <w:p>
+      <w:pPr>
+        <w:keepNext/>
+      </w:pPr>
+    </w:p>
+    <w:p>
+      <w:pPr>
+        <w:keepNext/>
+      </w:pPr>
+    </w:p>
+    <w:p>
+      <w:pPr>
+        <w:pStyle w:val="Heading2"/>
+      </w:pPr>
+      <w:r>
+        <w:t>What to Notice</w:t>
+      </w:r>
+    </w:p>
+    <w:p>
+      <w:pPr>
+        <w:pStyle w:val="ListBullet"/>
+      </w:pPr>
+      <w:r>
+        <w:t>An import path with no ./ in front names a package, which Node looks for in node_modules; node:os in Lesson 2.16 named one of Node's own modules.</w:t>
+      </w:r>
+    </w:p>
+    <w:p>
+      <w:pPr>
+        <w:pStyle w:val="ListBullet"/>
+      </w:pPr>
+      <w:r>
+        <w:t>@types/semver holds only type descriptions; tsc reads them, and the program never runs them, which is why it is a devDependency.</w:t>
+      </w:r>
+    </w:p>
+    <w:p>
+      <w:pPr>
+        <w:pStyle w:val="ListBullet"/>
+      </w:pPr>
+      <w:r>
+        <w:t>To remove the package, run npm --prefix .\typescript uninstall semver: it deletes the folder from node_modules and the line from package.json and package-lock.json. Deleting the whole node_modules folder is safe too; npm --prefix .\typescript install rebuilds it from package.json and package-lock.json.</w:t>
+      </w:r>
+    </w:p>
+    <w:p>
+      <w:pPr>
+        <w:pStyle w:val="ListBullet"/>
+      </w:pPr>
+      <w:r>
+        <w:t>npm ci (clean install) is the strict form: it deletes node_modules and installs exactly what package-lock.json records, and it stops with an error if package.json and the lock file disagree. Build servers use it.</w:t>
+      </w:r>
+    </w:p>
+    <w:p>
+      <w:pPr>
+        <w:pStyle w:val="ListBullet"/>
+      </w:pPr>
+      <w:r>
+        <w:t>To upgrade, run the same npm install --save-exact command with the new version after the @: npm rewrites package.json and package-lock.json.</w:t>
       </w:r>
     </w:p>
     <w:p>
@@ -13481,1454 +14929,6 @@
         <w:pStyle w:val="Heading3"/>
       </w:pPr>
       <w:r>
-        <w:t>typescript/src/basic.ts</w:t>
-      </w:r>
-    </w:p>
-    <w:p>
-      <w:pPr>
-        <w:pStyle w:val="SourceCode"/>
-        <w:keepNext/>
-      </w:pPr>
-      <w:r>
-        <w:t>// semver is a third-party package, not part of Node: npm installed it into</w:t>
-      </w:r>
-    </w:p>
-    <w:p>
-      <w:pPr>
-        <w:pStyle w:val="SourceCode"/>
-        <w:keepNext/>
-      </w:pPr>
-      <w:r>
-        <w:t>// this project's typescript\node_modules folder during the package setup.</w:t>
-      </w:r>
-    </w:p>
-    <w:p>
-      <w:pPr>
-        <w:pStyle w:val="SourceCode"/>
-      </w:pPr>
-      <w:r>
-        <w:t>// An import path with no ./ in front names a package, which Node looks for</w:t>
-      </w:r>
-    </w:p>
-    <w:p>
-      <w:pPr>
-        <w:pStyle w:val="SourceCode"/>
-      </w:pPr>
-      <w:r>
-        <w:t>// in node_modules. compare is one of the package's functions; the import</w:t>
-      </w:r>
-    </w:p>
-    <w:p>
-      <w:pPr>
-        <w:pStyle w:val="SourceCode"/>
-      </w:pPr>
-      <w:r>
-        <w:t>// names exactly what this file uses.</w:t>
-      </w:r>
-    </w:p>
-    <w:p>
-      <w:pPr>
-        <w:pStyle w:val="SourceCode"/>
-      </w:pPr>
-      <w:r>
-        <w:t>import { compare } from "semver";</w:t>
-      </w:r>
-    </w:p>
-    <w:p>
-      <w:pPr>
-        <w:pStyle w:val="SourceCode"/>
-      </w:pPr>
-    </w:p>
-    <w:p>
-      <w:pPr>
-        <w:pStyle w:val="SourceCode"/>
-      </w:pPr>
-      <w:r>
-        <w:t>// Prints one line saying how first compares with second as versions.</w:t>
-      </w:r>
-    </w:p>
-    <w:p>
-      <w:pPr>
-        <w:pStyle w:val="SourceCode"/>
-      </w:pPr>
-      <w:r>
-        <w:t>// Remember, : void means the function returns no value.</w:t>
-      </w:r>
-    </w:p>
-    <w:p>
-      <w:pPr>
-        <w:pStyle w:val="SourceCode"/>
-      </w:pPr>
-      <w:r>
-        <w:t>function printComparison(first: string, second: string): void {</w:t>
-      </w:r>
-    </w:p>
-    <w:p>
-      <w:pPr>
-        <w:pStyle w:val="SourceCode"/>
-      </w:pPr>
-      <w:r>
-        <w:t xml:space="preserve">    // compare reads both texts as versions and compares them by the rules</w:t>
-      </w:r>
-    </w:p>
-    <w:p>
-      <w:pPr>
-        <w:pStyle w:val="SourceCode"/>
-      </w:pPr>
-      <w:r>
-        <w:t xml:space="preserve">    // of semantic versioning: major first, then minor, then patch, each as</w:t>
-      </w:r>
-    </w:p>
-    <w:p>
-      <w:pPr>
-        <w:pStyle w:val="SourceCode"/>
-      </w:pPr>
-      <w:r>
-        <w:t xml:space="preserve">    // a number, and a pre-release such as 2.0.0-rc.1 comes before 2.0.0</w:t>
-      </w:r>
-    </w:p>
-    <w:p>
-      <w:pPr>
-        <w:pStyle w:val="SourceCode"/>
-      </w:pPr>
-      <w:r>
-        <w:t xml:space="preserve">    // itself. It returns -1 when first is older, 0 when they are the</w:t>
-      </w:r>
-    </w:p>
-    <w:p>
-      <w:pPr>
-        <w:pStyle w:val="SourceCode"/>
-      </w:pPr>
-      <w:r>
-        <w:t xml:space="preserve">    // same, and 1 when first is newer. It throws a TypeError for text that</w:t>
-      </w:r>
-    </w:p>
-    <w:p>
-      <w:pPr>
-        <w:pStyle w:val="SourceCode"/>
-      </w:pPr>
-      <w:r>
-        <w:t xml:space="preserve">    // is not a version; this Basic version trusts the text, because it is</w:t>
-      </w:r>
-    </w:p>
-    <w:p>
-      <w:pPr>
-        <w:pStyle w:val="SourceCode"/>
-      </w:pPr>
-      <w:r>
-        <w:t xml:space="preserve">    // fixed and valid.</w:t>
-      </w:r>
-    </w:p>
-    <w:p>
-      <w:pPr>
-        <w:pStyle w:val="SourceCode"/>
-      </w:pPr>
-      <w:r>
-        <w:t xml:space="preserve">    const order = compare(first, second);</w:t>
-      </w:r>
-    </w:p>
-    <w:p>
-      <w:pPr>
-        <w:pStyle w:val="SourceCode"/>
-      </w:pPr>
-    </w:p>
-    <w:p>
-      <w:pPr>
-        <w:pStyle w:val="SourceCode"/>
-      </w:pPr>
-      <w:r>
-        <w:t xml:space="preserve">    // Remember, an if/else if chain picks the first branch whose test is</w:t>
-      </w:r>
-    </w:p>
-    <w:p>
-      <w:pPr>
-        <w:pStyle w:val="SourceCode"/>
-      </w:pPr>
-      <w:r>
-        <w:t xml:space="preserve">    // true, and a `...` template puts each ${name}'s value into the text.</w:t>
-      </w:r>
-    </w:p>
-    <w:p>
-      <w:pPr>
-        <w:pStyle w:val="SourceCode"/>
-      </w:pPr>
-      <w:r>
-        <w:t xml:space="preserve">    if (order &lt; 0) {</w:t>
-      </w:r>
-    </w:p>
-    <w:p>
-      <w:pPr>
-        <w:pStyle w:val="SourceCode"/>
-      </w:pPr>
-      <w:r>
-        <w:t xml:space="preserve">        console.log(`As versions, ${first} is older than ${second}`);</w:t>
-      </w:r>
-    </w:p>
-    <w:p>
-      <w:pPr>
-        <w:pStyle w:val="SourceCode"/>
-      </w:pPr>
-      <w:r>
-        <w:t xml:space="preserve">    } else if (order &gt; 0) {</w:t>
-      </w:r>
-    </w:p>
-    <w:p>
-      <w:pPr>
-        <w:pStyle w:val="SourceCode"/>
-      </w:pPr>
-      <w:r>
-        <w:t xml:space="preserve">        console.log(`As versions, ${first} is newer than ${second}`);</w:t>
-      </w:r>
-    </w:p>
-    <w:p>
-      <w:pPr>
-        <w:pStyle w:val="SourceCode"/>
-      </w:pPr>
-      <w:r>
-        <w:t xml:space="preserve">    } else {</w:t>
-      </w:r>
-    </w:p>
-    <w:p>
-      <w:pPr>
-        <w:pStyle w:val="SourceCode"/>
-      </w:pPr>
-      <w:r>
-        <w:t xml:space="preserve">        console.log(`As versions, ${first} is the same as ${second}`);</w:t>
-      </w:r>
-    </w:p>
-    <w:p>
-      <w:pPr>
-        <w:pStyle w:val="SourceCode"/>
-      </w:pPr>
-      <w:r>
-        <w:t xml:space="preserve">    }</w:t>
-      </w:r>
-    </w:p>
-    <w:p>
-      <w:pPr>
-        <w:pStyle w:val="SourceCode"/>
-      </w:pPr>
-      <w:r>
-        <w:t>}</w:t>
-      </w:r>
-    </w:p>
-    <w:p>
-      <w:pPr>
-        <w:pStyle w:val="SourceCode"/>
-      </w:pPr>
-    </w:p>
-    <w:p>
-      <w:pPr>
-        <w:pStyle w:val="SourceCode"/>
-      </w:pPr>
-      <w:r>
-        <w:t>// Remember, main() on the last line runs the program.</w:t>
-      </w:r>
-    </w:p>
-    <w:p>
-      <w:pPr>
-        <w:pStyle w:val="SourceCode"/>
-      </w:pPr>
-      <w:r>
-        <w:t>function main(): void {</w:t>
-      </w:r>
-    </w:p>
-    <w:p>
-      <w:pPr>
-        <w:pStyle w:val="SourceCode"/>
-      </w:pPr>
-      <w:r>
-        <w:t xml:space="preserve">    // The standard library compares text, not versions. Remember, a &gt; b</w:t>
-      </w:r>
-    </w:p>
-    <w:p>
-      <w:pPr>
-        <w:pStyle w:val="SourceCode"/>
-      </w:pPr>
-      <w:r>
-        <w:t xml:space="preserve">    // means a comes after b in ordinal order, by character code. At the</w:t>
-      </w:r>
-    </w:p>
-    <w:p>
-      <w:pPr>
-        <w:pStyle w:val="SourceCode"/>
-      </w:pPr>
-      <w:r>
-        <w:t xml:space="preserve">    // third character 9 comes after 1, so as text 1.9.0 sorts after 1.10.0,</w:t>
-      </w:r>
-    </w:p>
-    <w:p>
-      <w:pPr>
-        <w:pStyle w:val="SourceCode"/>
-      </w:pPr>
-      <w:r>
-        <w:t xml:space="preserve">    // although version 1.10.0 is the newer one.</w:t>
-      </w:r>
-    </w:p>
-    <w:p>
-      <w:pPr>
-        <w:pStyle w:val="SourceCode"/>
-      </w:pPr>
-      <w:r>
-        <w:t xml:space="preserve">    const older: string = "1.9.0";</w:t>
-      </w:r>
-    </w:p>
-    <w:p>
-      <w:pPr>
-        <w:pStyle w:val="SourceCode"/>
-      </w:pPr>
-      <w:r>
-        <w:t xml:space="preserve">    const newer: string = "1.10.0";</w:t>
-      </w:r>
-    </w:p>
-    <w:p>
-      <w:pPr>
-        <w:pStyle w:val="SourceCode"/>
-      </w:pPr>
-      <w:r>
-        <w:t xml:space="preserve">    if (older &gt; newer) {</w:t>
-      </w:r>
-    </w:p>
-    <w:p>
-      <w:pPr>
-        <w:pStyle w:val="SourceCode"/>
-      </w:pPr>
-      <w:r>
-        <w:t xml:space="preserve">        console.log("As text, 1.9.0 sorts after 1.10.0");</w:t>
-      </w:r>
-    </w:p>
-    <w:p>
-      <w:pPr>
-        <w:pStyle w:val="SourceCode"/>
-      </w:pPr>
-      <w:r>
-        <w:t xml:space="preserve">    } else {</w:t>
-      </w:r>
-    </w:p>
-    <w:p>
-      <w:pPr>
-        <w:pStyle w:val="SourceCode"/>
-      </w:pPr>
-      <w:r>
-        <w:t xml:space="preserve">        console.log("As text, 1.9.0 sorts before 1.10.0");</w:t>
-      </w:r>
-    </w:p>
-    <w:p>
-      <w:pPr>
-        <w:pStyle w:val="SourceCode"/>
-      </w:pPr>
-      <w:r>
-        <w:t xml:space="preserve">    }</w:t>
-      </w:r>
-    </w:p>
-    <w:p>
-      <w:pPr>
-        <w:pStyle w:val="SourceCode"/>
-      </w:pPr>
-    </w:p>
-    <w:p>
-      <w:pPr>
-        <w:pStyle w:val="SourceCode"/>
-      </w:pPr>
-      <w:r>
-        <w:t xml:space="preserve">    // The package compares them as versions.</w:t>
-      </w:r>
-    </w:p>
-    <w:p>
-      <w:pPr>
-        <w:pStyle w:val="SourceCode"/>
-      </w:pPr>
-      <w:r>
-        <w:t xml:space="preserve">    printComparison("1.9.0", "1.10.0");</w:t>
-      </w:r>
-    </w:p>
-    <w:p>
-      <w:pPr>
-        <w:pStyle w:val="SourceCode"/>
-      </w:pPr>
-      <w:r>
-        <w:t xml:space="preserve">    printComparison("2.0.0-rc.1", "2.0.0");</w:t>
-      </w:r>
-    </w:p>
-    <w:p>
-      <w:pPr>
-        <w:pStyle w:val="SourceCode"/>
-        <w:keepNext/>
-      </w:pPr>
-      <w:r>
-        <w:t xml:space="preserve">    printComparison("1.10.0", "1.10.0");</w:t>
-      </w:r>
-    </w:p>
-    <w:p>
-      <w:pPr>
-        <w:pStyle w:val="SourceCode"/>
-        <w:keepNext/>
-      </w:pPr>
-      <w:r>
-        <w:t>}</w:t>
-      </w:r>
-    </w:p>
-    <w:p>
-      <w:pPr>
-        <w:pStyle w:val="SourceCode"/>
-        <w:keepNext/>
-      </w:pPr>
-    </w:p>
-    <w:p>
-      <w:pPr>
-        <w:pStyle w:val="SourceCode"/>
-      </w:pPr>
-      <w:r>
-        <w:t>main();</w:t>
-      </w:r>
-    </w:p>
-    <w:p>
-      <w:pPr>
-        <w:keepNext/>
-      </w:pPr>
-    </w:p>
-    <w:p>
-      <w:pPr>
-        <w:pStyle w:val="Heading3"/>
-      </w:pPr>
-      <w:r>
-        <w:t>Windows PowerShell Basic Build and Run</w:t>
-      </w:r>
-    </w:p>
-    <w:p>
-      <w:pPr>
-        <w:keepNext/>
-      </w:pPr>
-      <w:r>
-        <w:t>Then build and run the program once.</w:t>
-      </w:r>
-    </w:p>
-    <w:p>
-      <w:pPr>
-        <w:keepNext/>
-      </w:pPr>
-    </w:p>
-    <w:p>
-      <w:pPr>
-        <w:pStyle w:val="CommandBlock"/>
-        <w:keepNext/>
-      </w:pPr>
-      <w:r>
-        <w:t>npm --prefix .\typescript run check</w:t>
-      </w:r>
-    </w:p>
-    <w:p>
-      <w:pPr>
-        <w:pStyle w:val="CommandBlock"/>
-        <w:keepNext/>
-      </w:pPr>
-      <w:r>
-        <w:t>npm --prefix .\typescript run build</w:t>
-      </w:r>
-    </w:p>
-    <w:p>
-      <w:pPr>
-        <w:pStyle w:val="CommandBlock"/>
-      </w:pPr>
-      <w:r>
-        <w:t>node .\typescript\dist\basic.js</w:t>
-      </w:r>
-    </w:p>
-    <w:p>
-      <w:pPr>
-        <w:keepNext/>
-      </w:pPr>
-    </w:p>
-    <w:p>
-      <w:pPr>
-        <w:pStyle w:val="Heading3"/>
-      </w:pPr>
-      <w:r>
-        <w:t>Linux or macOS Basic Build and Run</w:t>
-      </w:r>
-    </w:p>
-    <w:p>
-      <w:pPr>
-        <w:pStyle w:val="CommandBlock"/>
-        <w:keepNext/>
-      </w:pPr>
-      <w:r>
-        <w:t>npm --prefix ./typescript run check</w:t>
-      </w:r>
-    </w:p>
-    <w:p>
-      <w:pPr>
-        <w:pStyle w:val="CommandBlock"/>
-        <w:keepNext/>
-      </w:pPr>
-      <w:r>
-        <w:t>npm --prefix ./typescript run build</w:t>
-      </w:r>
-    </w:p>
-    <w:p>
-      <w:pPr>
-        <w:pStyle w:val="CommandBlock"/>
-      </w:pPr>
-      <w:r>
-        <w:t>node ./typescript/dist/basic.js</w:t>
-      </w:r>
-    </w:p>
-    <w:p>
-      <w:pPr>
-        <w:keepNext/>
-      </w:pPr>
-    </w:p>
-    <w:p>
-      <w:pPr>
-        <w:pStyle w:val="Heading3"/>
-      </w:pPr>
-      <w:r>
-        <w:t>Check Your Results</w:t>
-      </w:r>
-    </w:p>
-    <w:p>
-      <w:pPr>
-        <w:keepNext/>
-      </w:pPr>
-      <w:r>
-        <w:t>The npm check and build steps print their own lines first; those are not part of the program's output. The program reads no input. Your screen must show exactly these four lines, with the same spelling, spacing, and capitalization.</w:t>
-      </w:r>
-    </w:p>
-    <w:p>
-      <w:pPr>
-        <w:keepNext/>
-      </w:pPr>
-    </w:p>
-    <w:p>
-      <w:pPr>
-        <w:pStyle w:val="RequiredOutput"/>
-        <w:keepNext/>
-      </w:pPr>
-      <w:r>
-        <w:t>As text, 1.9.0 sorts after 1.10.0</w:t>
-      </w:r>
-    </w:p>
-    <w:p>
-      <w:pPr>
-        <w:pStyle w:val="RequiredOutput"/>
-        <w:keepNext/>
-      </w:pPr>
-      <w:r>
-        <w:t>As versions, 1.9.0 is older than 1.10.0</w:t>
-      </w:r>
-    </w:p>
-    <w:p>
-      <w:pPr>
-        <w:pStyle w:val="RequiredOutput"/>
-        <w:keepNext/>
-      </w:pPr>
-      <w:r>
-        <w:t>As versions, 2.0.0-rc.1 is older than 2.0.0</w:t>
-      </w:r>
-    </w:p>
-    <w:p>
-      <w:pPr>
-        <w:pStyle w:val="RequiredOutput"/>
-      </w:pPr>
-      <w:r>
-        <w:t>As versions, 1.10.0 is the same as 1.10.0</w:t>
-      </w:r>
-    </w:p>
-    <w:p>
-      <w:pPr>
-        <w:keepNext/>
-      </w:pPr>
-    </w:p>
-    <w:p>
-      <w:pPr>
-        <w:pStyle w:val="ListBullet"/>
-      </w:pPr>
-      <w:r>
-        <w:t>As text, 1.9.0 sorts after 1.10.0 proves the standard library compares text one character at a time: the first two characters match, and at the third, 9 comes after 1, so the rest is never looked at.</w:t>
-      </w:r>
-    </w:p>
-    <w:p>
-      <w:pPr>
-        <w:pStyle w:val="ListBullet"/>
-      </w:pPr>
-      <w:r>
-        <w:t>As versions, 1.9.0 is older than 1.10.0 proves the package compares each part as a number: the major versions match, and minor version 9 is less than 10.</w:t>
-      </w:r>
-    </w:p>
-    <w:p>
-      <w:pPr>
-        <w:pStyle w:val="ListBullet"/>
-      </w:pPr>
-      <w:r>
-        <w:t>As versions, 2.0.0-rc.1 is older than 2.0.0 proves the package follows the pre-release rule: a release candidate comes before its release.</w:t>
-      </w:r>
-    </w:p>
-    <w:p>
-      <w:pPr>
-        <w:pStyle w:val="ListBullet"/>
-      </w:pPr>
-      <w:r>
-        <w:t>As versions, 1.10.0 is the same as 1.10.0 proves the comparison returns 0 for equal versions.</w:t>
-      </w:r>
-    </w:p>
-    <w:p>
-      <w:pPr>
-        <w:pStyle w:val="ListBullet"/>
-      </w:pPr>
-      <w:r>
-        <w:t>If node stops with Error [ERR_MODULE_NOT_FOUND]: Cannot find package 'semver', the first Package Setup command did not run; tsc can pass without it when @types/semver is installed, because tsc reads only the type descriptions. If the check step fails with Could not find a declaration file for module 'semver', @types/semver is missing.</w:t>
-      </w:r>
-    </w:p>
-    <w:p>
-      <w:pPr>
-        <w:pStyle w:val="ListBullet"/>
-      </w:pPr>
-      <w:r>
-        <w:t>If the build fails with another message, read the first error: it names the file and line to fix.</w:t>
-      </w:r>
-    </w:p>
-    <w:p>
-      <w:pPr>
-        <w:keepNext/>
-      </w:pPr>
-    </w:p>
-    <w:p>
-      <w:pPr>
-        <w:keepNext/>
-      </w:pPr>
-    </w:p>
-    <w:p>
-      <w:pPr>
-        <w:pStyle w:val="Heading2"/>
-      </w:pPr>
-      <w:r>
-        <w:t>Production-Minded Implementation</w:t>
-      </w:r>
-    </w:p>
-    <w:p>
-      <w:r>
-        <w:t>The production-minded version prints the same four lines, then checks four versions against a minimum version, the way an installer checks that what it finds is new enough. printComparison now chooses its words into one variable, relation, and prints one line. minimumStatus checks each version against MINIMUM_VERSION, 1.10.0, with semver's valid first, which returns null for text that is not a version, so the badly written 1.x and 1.2.3.4 are reported instead of compared.</w:t>
-      </w:r>
-    </w:p>
-    <w:p>
-      <w:pPr>
-        <w:keepNext/>
-      </w:pPr>
-    </w:p>
-    <w:p>
-      <w:pPr>
-        <w:pStyle w:val="Heading3"/>
-      </w:pPr>
-      <w:r>
-        <w:t>typescript/src/main.ts</w:t>
-      </w:r>
-    </w:p>
-    <w:p>
-      <w:pPr>
-        <w:pStyle w:val="SourceCode"/>
-        <w:keepNext/>
-      </w:pPr>
-      <w:r>
-        <w:t>// Remember, semver lives in typescript\node_modules, and a path with no ./</w:t>
-      </w:r>
-    </w:p>
-    <w:p>
-      <w:pPr>
-        <w:pStyle w:val="SourceCode"/>
-        <w:keepNext/>
-      </w:pPr>
-      <w:r>
-        <w:t>// names a package. valid is the package's check for one version.</w:t>
-      </w:r>
-    </w:p>
-    <w:p>
-      <w:pPr>
-        <w:pStyle w:val="SourceCode"/>
-      </w:pPr>
-      <w:r>
-        <w:t>import { compare, valid } from "semver";</w:t>
-      </w:r>
-    </w:p>
-    <w:p>
-      <w:pPr>
-        <w:pStyle w:val="SourceCode"/>
-      </w:pPr>
-    </w:p>
-    <w:p>
-      <w:pPr>
-        <w:pStyle w:val="SourceCode"/>
-      </w:pPr>
-      <w:r>
-        <w:t>// The lowest version the check accepts. Remember, const never changes.</w:t>
-      </w:r>
-    </w:p>
-    <w:p>
-      <w:pPr>
-        <w:pStyle w:val="SourceCode"/>
-      </w:pPr>
-      <w:r>
-        <w:t>const MINIMUM_VERSION: string = "1.10.0";</w:t>
-      </w:r>
-    </w:p>
-    <w:p>
-      <w:pPr>
-        <w:pStyle w:val="SourceCode"/>
-      </w:pPr>
-    </w:p>
-    <w:p>
-      <w:pPr>
-        <w:pStyle w:val="SourceCode"/>
-      </w:pPr>
-      <w:r>
-        <w:t>// Prints one line saying how first compares with second as versions.</w:t>
-      </w:r>
-    </w:p>
-    <w:p>
-      <w:pPr>
-        <w:pStyle w:val="SourceCode"/>
-      </w:pPr>
-      <w:r>
-        <w:t>function printComparison(first: string, second: string): void {</w:t>
-      </w:r>
-    </w:p>
-    <w:p>
-      <w:pPr>
-        <w:pStyle w:val="SourceCode"/>
-      </w:pPr>
-      <w:r>
-        <w:t xml:space="preserve">    // These texts are fixed and valid, so compare is safe here;</w:t>
-      </w:r>
-    </w:p>
-    <w:p>
-      <w:pPr>
-        <w:pStyle w:val="SourceCode"/>
-      </w:pPr>
-      <w:r>
-        <w:t xml:space="preserve">    // minimumStatus below shows the check. Remember, compare returns -1</w:t>
-      </w:r>
-    </w:p>
-    <w:p>
-      <w:pPr>
-        <w:pStyle w:val="SourceCode"/>
-      </w:pPr>
-      <w:r>
-        <w:t xml:space="preserve">    // (older), 0 (same), or 1 (newer).</w:t>
-      </w:r>
-    </w:p>
-    <w:p>
-      <w:pPr>
-        <w:pStyle w:val="SourceCode"/>
-      </w:pPr>
-      <w:r>
-        <w:t xml:space="preserve">    const order = compare(first, second);</w:t>
-      </w:r>
-    </w:p>
-    <w:p>
-      <w:pPr>
-        <w:pStyle w:val="SourceCode"/>
-      </w:pPr>
-      <w:r>
-        <w:t xml:space="preserve">    let relation: string = "is the same as";</w:t>
-      </w:r>
-    </w:p>
-    <w:p>
-      <w:pPr>
-        <w:pStyle w:val="SourceCode"/>
-      </w:pPr>
-      <w:r>
-        <w:t xml:space="preserve">    if (order &lt; 0) {</w:t>
-      </w:r>
-    </w:p>
-    <w:p>
-      <w:pPr>
-        <w:pStyle w:val="SourceCode"/>
-      </w:pPr>
-      <w:r>
-        <w:t xml:space="preserve">        relation = "is older than";</w:t>
-      </w:r>
-    </w:p>
-    <w:p>
-      <w:pPr>
-        <w:pStyle w:val="SourceCode"/>
-      </w:pPr>
-      <w:r>
-        <w:t xml:space="preserve">    } else if (order &gt; 0) {</w:t>
-      </w:r>
-    </w:p>
-    <w:p>
-      <w:pPr>
-        <w:pStyle w:val="SourceCode"/>
-      </w:pPr>
-      <w:r>
-        <w:t xml:space="preserve">        relation = "is newer than";</w:t>
-      </w:r>
-    </w:p>
-    <w:p>
-      <w:pPr>
-        <w:pStyle w:val="SourceCode"/>
-      </w:pPr>
-      <w:r>
-        <w:t xml:space="preserve">    }</w:t>
-      </w:r>
-    </w:p>
-    <w:p>
-      <w:pPr>
-        <w:pStyle w:val="SourceCode"/>
-      </w:pPr>
-      <w:r>
-        <w:t xml:space="preserve">    console.log(`As versions, ${first} ${relation} ${second}`);</w:t>
-      </w:r>
-    </w:p>
-    <w:p>
-      <w:pPr>
-        <w:pStyle w:val="SourceCode"/>
-      </w:pPr>
-      <w:r>
-        <w:t>}</w:t>
-      </w:r>
-    </w:p>
-    <w:p>
-      <w:pPr>
-        <w:pStyle w:val="SourceCode"/>
-      </w:pPr>
-    </w:p>
-    <w:p>
-      <w:pPr>
-        <w:pStyle w:val="SourceCode"/>
-      </w:pPr>
-      <w:r>
-        <w:t>// Returns the status of one version against MINIMUM_VERSION. A library</w:t>
-      </w:r>
-    </w:p>
-    <w:p>
-      <w:pPr>
-        <w:pStyle w:val="SourceCode"/>
-      </w:pPr>
-      <w:r>
-        <w:t>// function can fail like any other, so the program checks the text before</w:t>
-      </w:r>
-    </w:p>
-    <w:p>
-      <w:pPr>
-        <w:pStyle w:val="SourceCode"/>
-      </w:pPr>
-      <w:r>
-        <w:t>// it uses the version.</w:t>
-      </w:r>
-    </w:p>
-    <w:p>
-      <w:pPr>
-        <w:pStyle w:val="SourceCode"/>
-      </w:pPr>
-      <w:r>
-        <w:t>function minimumStatus(versionText: string): string {</w:t>
-      </w:r>
-    </w:p>
-    <w:p>
-      <w:pPr>
-        <w:pStyle w:val="SourceCode"/>
-      </w:pPr>
-      <w:r>
-        <w:t xml:space="preserve">    // valid returns the version as text, or null when the text is not a</w:t>
-      </w:r>
-    </w:p>
-    <w:p>
-      <w:pPr>
-        <w:pStyle w:val="SourceCode"/>
-      </w:pPr>
-      <w:r>
-        <w:t xml:space="preserve">    // complete version such as 1.10.0, so compare below cannot throw.</w:t>
-      </w:r>
-    </w:p>
-    <w:p>
-      <w:pPr>
-        <w:pStyle w:val="SourceCode"/>
-      </w:pPr>
-      <w:r>
-        <w:t xml:space="preserve">    if (valid(versionText) === null) {</w:t>
-      </w:r>
-    </w:p>
-    <w:p>
-      <w:pPr>
-        <w:pStyle w:val="SourceCode"/>
-      </w:pPr>
-      <w:r>
-        <w:t xml:space="preserve">        return "not a valid version";</w:t>
-      </w:r>
-    </w:p>
-    <w:p>
-      <w:pPr>
-        <w:pStyle w:val="SourceCode"/>
-      </w:pPr>
-      <w:r>
-        <w:t xml:space="preserve">    }</w:t>
-      </w:r>
-    </w:p>
-    <w:p>
-      <w:pPr>
-        <w:pStyle w:val="SourceCode"/>
-      </w:pPr>
-      <w:r>
-        <w:t xml:space="preserve">    if (compare(versionText, MINIMUM_VERSION) &lt; 0) {</w:t>
-      </w:r>
-    </w:p>
-    <w:p>
-      <w:pPr>
-        <w:pStyle w:val="SourceCode"/>
-      </w:pPr>
-      <w:r>
-        <w:t xml:space="preserve">        return "below the minimum";</w:t>
-      </w:r>
-    </w:p>
-    <w:p>
-      <w:pPr>
-        <w:pStyle w:val="SourceCode"/>
-      </w:pPr>
-      <w:r>
-        <w:t xml:space="preserve">    }</w:t>
-      </w:r>
-    </w:p>
-    <w:p>
-      <w:pPr>
-        <w:pStyle w:val="SourceCode"/>
-      </w:pPr>
-      <w:r>
-        <w:t xml:space="preserve">    return "meets the minimum";</w:t>
-      </w:r>
-    </w:p>
-    <w:p>
-      <w:pPr>
-        <w:pStyle w:val="SourceCode"/>
-      </w:pPr>
-      <w:r>
-        <w:t>}</w:t>
-      </w:r>
-    </w:p>
-    <w:p>
-      <w:pPr>
-        <w:pStyle w:val="SourceCode"/>
-      </w:pPr>
-    </w:p>
-    <w:p>
-      <w:pPr>
-        <w:pStyle w:val="SourceCode"/>
-      </w:pPr>
-      <w:r>
-        <w:t>function main(): void {</w:t>
-      </w:r>
-    </w:p>
-    <w:p>
-      <w:pPr>
-        <w:pStyle w:val="SourceCode"/>
-      </w:pPr>
-      <w:r>
-        <w:t xml:space="preserve">    // Remember, a &gt; b means a comes after b in ordinal order.</w:t>
-      </w:r>
-    </w:p>
-    <w:p>
-      <w:pPr>
-        <w:pStyle w:val="SourceCode"/>
-      </w:pPr>
-      <w:r>
-        <w:t xml:space="preserve">    const older: string = "1.9.0";</w:t>
-      </w:r>
-    </w:p>
-    <w:p>
-      <w:pPr>
-        <w:pStyle w:val="SourceCode"/>
-      </w:pPr>
-      <w:r>
-        <w:t xml:space="preserve">    const newer: string = "1.10.0";</w:t>
-      </w:r>
-    </w:p>
-    <w:p>
-      <w:pPr>
-        <w:pStyle w:val="SourceCode"/>
-      </w:pPr>
-      <w:r>
-        <w:t xml:space="preserve">    if (older &gt; newer) {</w:t>
-      </w:r>
-    </w:p>
-    <w:p>
-      <w:pPr>
-        <w:pStyle w:val="SourceCode"/>
-      </w:pPr>
-      <w:r>
-        <w:t xml:space="preserve">        console.log("As text, 1.9.0 sorts after 1.10.0");</w:t>
-      </w:r>
-    </w:p>
-    <w:p>
-      <w:pPr>
-        <w:pStyle w:val="SourceCode"/>
-      </w:pPr>
-      <w:r>
-        <w:t xml:space="preserve">    } else {</w:t>
-      </w:r>
-    </w:p>
-    <w:p>
-      <w:pPr>
-        <w:pStyle w:val="SourceCode"/>
-      </w:pPr>
-      <w:r>
-        <w:t xml:space="preserve">        console.log("As text, 1.9.0 sorts before 1.10.0");</w:t>
-      </w:r>
-    </w:p>
-    <w:p>
-      <w:pPr>
-        <w:pStyle w:val="SourceCode"/>
-      </w:pPr>
-      <w:r>
-        <w:t xml:space="preserve">    }</w:t>
-      </w:r>
-    </w:p>
-    <w:p>
-      <w:pPr>
-        <w:pStyle w:val="SourceCode"/>
-      </w:pPr>
-    </w:p>
-    <w:p>
-      <w:pPr>
-        <w:pStyle w:val="SourceCode"/>
-      </w:pPr>
-      <w:r>
-        <w:t xml:space="preserve">    printComparison("1.9.0", "1.10.0");</w:t>
-      </w:r>
-    </w:p>
-    <w:p>
-      <w:pPr>
-        <w:pStyle w:val="SourceCode"/>
-      </w:pPr>
-      <w:r>
-        <w:t xml:space="preserve">    printComparison("2.0.0-rc.1", "2.0.0");</w:t>
-      </w:r>
-    </w:p>
-    <w:p>
-      <w:pPr>
-        <w:pStyle w:val="SourceCode"/>
-      </w:pPr>
-      <w:r>
-        <w:t xml:space="preserve">    printComparison("1.10.0", "1.10.0");</w:t>
-      </w:r>
-    </w:p>
-    <w:p>
-      <w:pPr>
-        <w:pStyle w:val="SourceCode"/>
-      </w:pPr>
-    </w:p>
-    <w:p>
-      <w:pPr>
-        <w:pStyle w:val="SourceCode"/>
-      </w:pPr>
-      <w:r>
-        <w:t xml:space="preserve">    // The versions to check. The last two, 1.x and 1.2.3.4, are not valid</w:t>
-      </w:r>
-    </w:p>
-    <w:p>
-      <w:pPr>
-        <w:pStyle w:val="SourceCode"/>
-      </w:pPr>
-      <w:r>
-        <w:t xml:space="preserve">    // versions, as can happen with text typed by hand. Remember, for...of</w:t>
-      </w:r>
-    </w:p>
-    <w:p>
-      <w:pPr>
-        <w:pStyle w:val="SourceCode"/>
-      </w:pPr>
-      <w:r>
-        <w:t xml:space="preserve">    // visits every item in order.</w:t>
-      </w:r>
-    </w:p>
-    <w:p>
-      <w:pPr>
-        <w:pStyle w:val="SourceCode"/>
-      </w:pPr>
-      <w:r>
-        <w:t xml:space="preserve">    const installed: string[] = [</w:t>
-      </w:r>
-    </w:p>
-    <w:p>
-      <w:pPr>
-        <w:pStyle w:val="SourceCode"/>
-      </w:pPr>
-      <w:r>
-        <w:t xml:space="preserve">        "1.9.4", "2.0.0-rc.1", "1.x", "1.2.3.4",</w:t>
-      </w:r>
-    </w:p>
-    <w:p>
-      <w:pPr>
-        <w:pStyle w:val="SourceCode"/>
-      </w:pPr>
-      <w:r>
-        <w:t xml:space="preserve">    ];</w:t>
-      </w:r>
-    </w:p>
-    <w:p>
-      <w:pPr>
-        <w:pStyle w:val="SourceCode"/>
-      </w:pPr>
-      <w:r>
-        <w:t xml:space="preserve">    console.log(`Minimum version: ${MINIMUM_VERSION}`);</w:t>
-      </w:r>
-    </w:p>
-    <w:p>
-      <w:pPr>
-        <w:pStyle w:val="SourceCode"/>
-      </w:pPr>
-      <w:r>
-        <w:t xml:space="preserve">    for (const installedVersion of installed) {</w:t>
-      </w:r>
-    </w:p>
-    <w:p>
-      <w:pPr>
-        <w:pStyle w:val="SourceCode"/>
-      </w:pPr>
-      <w:r>
-        <w:t xml:space="preserve">        console.log(`${installedVersion}: ${minimumStatus(installedVersion)}`);</w:t>
-      </w:r>
-    </w:p>
-    <w:p>
-      <w:pPr>
-        <w:pStyle w:val="SourceCode"/>
-        <w:keepNext/>
-      </w:pPr>
-      <w:r>
-        <w:t xml:space="preserve">    }</w:t>
-      </w:r>
-    </w:p>
-    <w:p>
-      <w:pPr>
-        <w:pStyle w:val="SourceCode"/>
-        <w:keepNext/>
-      </w:pPr>
-      <w:r>
-        <w:t>}</w:t>
-      </w:r>
-    </w:p>
-    <w:p>
-      <w:pPr>
-        <w:pStyle w:val="SourceCode"/>
-        <w:keepNext/>
-      </w:pPr>
-    </w:p>
-    <w:p>
-      <w:pPr>
-        <w:pStyle w:val="SourceCode"/>
-      </w:pPr>
-      <w:r>
-        <w:t>main();</w:t>
-      </w:r>
-    </w:p>
-    <w:p>
-      <w:pPr>
-        <w:keepNext/>
-      </w:pPr>
-    </w:p>
-    <w:p>
-      <w:pPr>
-        <w:pStyle w:val="Heading3"/>
-      </w:pPr>
-      <w:r>
-        <w:t>Windows PowerShell Build and Run</w:t>
-      </w:r>
-    </w:p>
-    <w:p>
-      <w:pPr>
-        <w:keepNext/>
-      </w:pPr>
-      <w:r>
-        <w:t>Build and run the program once.</w:t>
-      </w:r>
-    </w:p>
-    <w:p>
-      <w:pPr>
-        <w:keepNext/>
-      </w:pPr>
-    </w:p>
-    <w:p>
-      <w:pPr>
-        <w:pStyle w:val="CommandBlock"/>
-        <w:keepNext/>
-      </w:pPr>
-      <w:r>
-        <w:t>npm --prefix .\typescript run check</w:t>
-      </w:r>
-    </w:p>
-    <w:p>
-      <w:pPr>
-        <w:pStyle w:val="CommandBlock"/>
-        <w:keepNext/>
-      </w:pPr>
-      <w:r>
-        <w:t>npm --prefix .\typescript run build</w:t>
-      </w:r>
-    </w:p>
-    <w:p>
-      <w:pPr>
-        <w:pStyle w:val="CommandBlock"/>
-      </w:pPr>
-      <w:r>
-        <w:t>node .\typescript\dist\main.js</w:t>
-      </w:r>
-    </w:p>
-    <w:p>
-      <w:pPr>
-        <w:keepNext/>
-      </w:pPr>
-    </w:p>
-    <w:p>
-      <w:pPr>
-        <w:pStyle w:val="Heading3"/>
-      </w:pPr>
-      <w:r>
-        <w:t>Linux or macOS Build and Run</w:t>
-      </w:r>
-    </w:p>
-    <w:p>
-      <w:pPr>
-        <w:pStyle w:val="CommandBlock"/>
-        <w:keepNext/>
-      </w:pPr>
-      <w:r>
-        <w:t>npm --prefix ./typescript run check</w:t>
-      </w:r>
-    </w:p>
-    <w:p>
-      <w:pPr>
-        <w:pStyle w:val="CommandBlock"/>
-        <w:keepNext/>
-      </w:pPr>
-      <w:r>
-        <w:t>npm --prefix ./typescript run build</w:t>
-      </w:r>
-    </w:p>
-    <w:p>
-      <w:pPr>
-        <w:pStyle w:val="CommandBlock"/>
-      </w:pPr>
-      <w:r>
-        <w:t>node ./typescript/dist/main.js</w:t>
-      </w:r>
-    </w:p>
-    <w:p>
-      <w:pPr>
-        <w:keepNext/>
-      </w:pPr>
-    </w:p>
-    <w:p>
-      <w:pPr>
-        <w:pStyle w:val="Heading3"/>
-      </w:pPr>
-      <w:r>
-        <w:t>Check Your Results</w:t>
-      </w:r>
-    </w:p>
-    <w:p>
-      <w:pPr>
-        <w:keepNext/>
-      </w:pPr>
-      <w:r>
-        <w:t>The npm check and build steps print their own lines first; those are not part of the program's output. The program reads no input. Your screen must show exactly these nine lines, with the same spelling, spacing, and capitalization.</w:t>
-      </w:r>
-    </w:p>
-    <w:p>
-      <w:pPr>
-        <w:keepNext/>
-      </w:pPr>
-    </w:p>
-    <w:p>
-      <w:pPr>
-        <w:pStyle w:val="RequiredOutput"/>
-        <w:keepNext/>
-      </w:pPr>
-      <w:r>
-        <w:t>As text, 1.9.0 sorts after 1.10.0</w:t>
-      </w:r>
-    </w:p>
-    <w:p>
-      <w:pPr>
-        <w:pStyle w:val="RequiredOutput"/>
-        <w:keepNext/>
-      </w:pPr>
-      <w:r>
-        <w:t>As versions, 1.9.0 is older than 1.10.0</w:t>
-      </w:r>
-    </w:p>
-    <w:p>
-      <w:pPr>
-        <w:pStyle w:val="RequiredOutput"/>
-        <w:keepNext/>
-      </w:pPr>
-      <w:r>
-        <w:t>As versions, 2.0.0-rc.1 is older than 2.0.0</w:t>
-      </w:r>
-    </w:p>
-    <w:p>
-      <w:pPr>
-        <w:pStyle w:val="RequiredOutput"/>
-        <w:keepNext/>
-      </w:pPr>
-      <w:r>
-        <w:t>As versions, 1.10.0 is the same as 1.10.0</w:t>
-      </w:r>
-    </w:p>
-    <w:p>
-      <w:pPr>
-        <w:pStyle w:val="RequiredOutput"/>
-        <w:keepNext/>
-      </w:pPr>
-      <w:r>
-        <w:t>Minimum version: 1.10.0</w:t>
-      </w:r>
-    </w:p>
-    <w:p>
-      <w:pPr>
-        <w:pStyle w:val="RequiredOutput"/>
-        <w:keepNext/>
-      </w:pPr>
-      <w:r>
-        <w:t>1.9.4: below the minimum</w:t>
-      </w:r>
-    </w:p>
-    <w:p>
-      <w:pPr>
-        <w:pStyle w:val="RequiredOutput"/>
-        <w:keepNext/>
-      </w:pPr>
-      <w:r>
-        <w:t>2.0.0-rc.1: meets the minimum</w:t>
-      </w:r>
-    </w:p>
-    <w:p>
-      <w:pPr>
-        <w:pStyle w:val="RequiredOutput"/>
-        <w:keepNext/>
-      </w:pPr>
-      <w:r>
-        <w:t>1.x: not a valid version</w:t>
-      </w:r>
-    </w:p>
-    <w:p>
-      <w:pPr>
-        <w:pStyle w:val="RequiredOutput"/>
-      </w:pPr>
-      <w:r>
-        <w:t>1.2.3.4: not a valid version</w:t>
-      </w:r>
-    </w:p>
-    <w:p>
-      <w:pPr>
-        <w:keepNext/>
-      </w:pPr>
-    </w:p>
-    <w:p>
-      <w:pPr>
-        <w:pStyle w:val="ListBullet"/>
-      </w:pPr>
-      <w:r>
-        <w:t>The first four lines match the Basic version's: the same package calls, now in printComparison and minimumStatus.</w:t>
-      </w:r>
-    </w:p>
-    <w:p>
-      <w:pPr>
-        <w:pStyle w:val="ListBullet"/>
-      </w:pPr>
-      <w:r>
-        <w:t>Minimum version: 1.10.0 names the version every check compares with. 1.9.4: below the minimum and 2.0.0-rc.1: meets the minimum prove each version was compared with it by number: 2.0.0-rc.1 comes before 2.0.0, but after 1.10.0.</w:t>
-      </w:r>
-    </w:p>
-    <w:p>
-      <w:pPr>
-        <w:pStyle w:val="ListBullet"/>
-      </w:pPr>
-      <w:r>
-        <w:t>1.x: not a valid version and 1.2.3.4: not a valid version prove the text was checked before the library used it, and the program went on. Unchecked, compare would throw a TypeError, and the program would stop.</w:t>
-      </w:r>
-    </w:p>
-    <w:p>
-      <w:pPr>
-        <w:pStyle w:val="ListBullet"/>
-      </w:pPr>
-      <w:r>
-        <w:t>If the program stops with TypeError: Invalid Version: 1.x, minimumStatus calls compare before checking valid.</w:t>
-      </w:r>
-    </w:p>
-    <w:p>
-      <w:pPr>
-        <w:pStyle w:val="ListBullet"/>
-      </w:pPr>
-      <w:r>
-        <w:t>If the build fails with another message, read the first error: it names the file and line to fix.</w:t>
-      </w:r>
-    </w:p>
-    <w:p>
-      <w:pPr>
-        <w:keepNext/>
-      </w:pPr>
-    </w:p>
-    <w:p>
-      <w:pPr>
-        <w:keepNext/>
-      </w:pPr>
-    </w:p>
-    <w:p>
-      <w:pPr>
-        <w:pStyle w:val="Heading2"/>
-      </w:pPr>
-      <w:r>
-        <w:t>What to Notice</w:t>
-      </w:r>
-    </w:p>
-    <w:p>
-      <w:pPr>
-        <w:pStyle w:val="ListBullet"/>
-      </w:pPr>
-      <w:r>
-        <w:t>An import path with no ./ in front names a package, which Node looks for in node_modules; node:os in Lesson 2.16 named one of Node's own modules.</w:t>
-      </w:r>
-    </w:p>
-    <w:p>
-      <w:pPr>
-        <w:pStyle w:val="ListBullet"/>
-      </w:pPr>
-      <w:r>
-        <w:t>@types/semver holds only type descriptions; tsc reads them, and the program never runs them, which is why it is a devDependency.</w:t>
-      </w:r>
-    </w:p>
-    <w:p>
-      <w:pPr>
-        <w:pStyle w:val="ListBullet"/>
-      </w:pPr>
-      <w:r>
-        <w:t>To remove the package, run npm --prefix .\typescript uninstall semver: it deletes the folder from node_modules and the line from package.json and package-lock.json. Deleting the whole node_modules folder is safe too; npm --prefix .\typescript install rebuilds it from package.json and package-lock.json.</w:t>
-      </w:r>
-    </w:p>
-    <w:p>
-      <w:pPr>
-        <w:pStyle w:val="ListBullet"/>
-      </w:pPr>
-      <w:r>
-        <w:t>npm ci (clean install) is the strict form: it deletes node_modules and installs exactly what package-lock.json records, and it stops with an error if package.json and the lock file disagree. Build servers use it.</w:t>
-      </w:r>
-    </w:p>
-    <w:p>
-      <w:pPr>
-        <w:pStyle w:val="ListBullet"/>
-      </w:pPr>
-      <w:r>
-        <w:t>To upgrade, run the same npm install --save-exact command with the new version after the @: npm rewrites package.json and package-lock.json.</w:t>
-      </w:r>
-    </w:p>
-    <w:p>
-      <w:pPr>
-        <w:keepNext/>
-      </w:pPr>
-    </w:p>
-    <w:p>
-      <w:pPr>
-        <w:pStyle w:val="Heading3"/>
-      </w:pPr>
-      <w:r>
         <w:t>Basic and Production-Minded Comparison</w:t>
       </w:r>
     </w:p>
@@ -14965,7 +14965,7 @@
     </w:p>
     <w:p>
       <w:r>
-        <w:t>These are the files the setup commands wrote, before any package command runs, shown here so you can check yours. Your go line shows your own Go version, and the blank lines and the order of the package.json fields may differ. The package commands then write the pins into them: dotnet add the PackageReference into each .csproj, go get and go mod tidy the require line into go.mod, and npm install the semver and @types/semver lines into package.json; each language's Package Check shows the result.</w:t>
+        <w:t>These are the files the setup commands wrote, before any package command runs, shown here so you can check yours. Your go line shows your own Go version, and the blank lines and the order of the package.json fields may differ. The package commands then write the pins into them: dotnet add the PackageReference into each .csproj, go get the require line into go.mod, and npm install the semver and @types/semver lines into package.json; each language's Package Check shows the result.</w:t>
       </w:r>
     </w:p>
     <w:p>
@@ -16467,31 +16467,31 @@
       </w:rPr>
     </w:lvl>
   </w:abstractNum>
-  <w:num w:numId="1" w16cid:durableId="808742427">
+  <w:num w:numId="1" w16cid:durableId="1007094780">
     <w:abstractNumId w:val="8"/>
   </w:num>
-  <w:num w:numId="2" w16cid:durableId="321006734">
+  <w:num w:numId="2" w16cid:durableId="2028436567">
     <w:abstractNumId w:val="6"/>
   </w:num>
-  <w:num w:numId="3" w16cid:durableId="174196843">
+  <w:num w:numId="3" w16cid:durableId="372727676">
     <w:abstractNumId w:val="5"/>
   </w:num>
-  <w:num w:numId="4" w16cid:durableId="380592947">
+  <w:num w:numId="4" w16cid:durableId="835149829">
     <w:abstractNumId w:val="4"/>
   </w:num>
-  <w:num w:numId="5" w16cid:durableId="355665660">
+  <w:num w:numId="5" w16cid:durableId="43717475">
     <w:abstractNumId w:val="7"/>
   </w:num>
-  <w:num w:numId="6" w16cid:durableId="1888371791">
+  <w:num w:numId="6" w16cid:durableId="2120492746">
     <w:abstractNumId w:val="3"/>
   </w:num>
-  <w:num w:numId="7" w16cid:durableId="930242258">
+  <w:num w:numId="7" w16cid:durableId="1925534173">
     <w:abstractNumId w:val="2"/>
   </w:num>
-  <w:num w:numId="8" w16cid:durableId="2047754769">
+  <w:num w:numId="8" w16cid:durableId="1744183935">
     <w:abstractNumId w:val="1"/>
   </w:num>
-  <w:num w:numId="9" w16cid:durableId="647712601">
+  <w:num w:numId="9" w16cid:durableId="615985287">
     <w:abstractNumId w:val="0"/>
   </w:num>
 </w:numbering>

--- a/Volume 1/Chapter 02 - Language Fundamentals/SPA_Vol1_Ch2_Lesson2_17_Libraries_Packages.docx
+++ b/Volume 1/Chapter 02 - Language Fundamentals/SPA_Vol1_Ch2_Lesson2_17_Libraries_Packages.docx
@@ -2954,15 +2954,15 @@
         <w:pStyle w:val="SourceCode"/>
       </w:pPr>
       <w:r>
-        <w:t>// a digit. Remember, &amp; passes a variable's location, so the function can</w:t>
-      </w:r>
-    </w:p>
-    <w:p>
-      <w:pPr>
-        <w:pStyle w:val="SourceCode"/>
-      </w:pPr>
-      <w:r>
-        <w:t>// move the caller's position.</w:t>
+        <w:t>// a digit. Remember, &amp; passes a variable's location; (*position)++ adds 1</w:t>
+      </w:r>
+    </w:p>
+    <w:p>
+      <w:pPr>
+        <w:pStyle w:val="SourceCode"/>
+      </w:pPr>
+      <w:r>
+        <w:t>// to the caller's int, and its ( ) stop ++ from moving the pointer itself.</w:t>
       </w:r>
     </w:p>
     <w:p>
@@ -3034,7 +3034,7 @@
         <w:pStyle w:val="SourceCode"/>
       </w:pPr>
       <w:r>
-        <w:t xml:space="preserve">    // 0 alone is a number, but 01 is not.</w:t>
+        <w:t xml:space="preserve">    // 0 alone is a number, but 01 is not. Remember, ! means not.</w:t>
       </w:r>
     </w:p>
     <w:p>
@@ -3815,7 +3815,7 @@
         <w:pStyle w:val="SourceCode"/>
       </w:pPr>
       <w:r>
-        <w:t xml:space="preserve">    // versions, as can happen with text typed by hand. Remember, a list</w:t>
+        <w:t xml:space="preserve">    // versions, as can happen with text typed by hand. Remember, an array</w:t>
       </w:r>
     </w:p>
     <w:p>
@@ -4389,7 +4389,7 @@
         <w:pStyle w:val="ListBullet"/>
       </w:pPr>
       <w:r>
-        <w:t>semver_parse sets aside memory for the pre-release text, and semver_free gives it back, once for each parsed record. Volume 1, Chapter 10, Lesson 10.4: free and delete explains memory in full.</w:t>
+        <w:t>semver_parse sets aside memory for the pre-release text, and semver_free gives it back, once for each parsed record. Volume 1, Chapter 9, Lesson 9.4: free and delete explains memory in full.</w:t>
       </w:r>
     </w:p>
     <w:p>
@@ -5875,7 +5875,7 @@
         <w:pStyle w:val="SourceCode"/>
       </w:pPr>
       <w:r>
-        <w:t xml:space="preserve">    // 0 alone is a number, but 01 is not.</w:t>
+        <w:t xml:space="preserve">    // 0 alone is a number, but 01 is not. Remember, ! means not.</w:t>
       </w:r>
     </w:p>
     <w:p>
@@ -6125,15 +6125,15 @@
         <w:pStyle w:val="SourceCode"/>
       </w:pPr>
       <w:r>
-        <w:t xml:space="preserve">    // The pre-release: every dot must follow a part that is not empty,</w:t>
-      </w:r>
-    </w:p>
-    <w:p>
-      <w:pPr>
-        <w:pStyle w:val="SourceCode"/>
-      </w:pPr>
-      <w:r>
-        <w:t xml:space="preserve">    // and the text must not end empty or with a dot.</w:t>
+        <w:t xml:space="preserve">    // The pre-release: no part may be empty, before a dot or at the end.</w:t>
+      </w:r>
+    </w:p>
+    <w:p>
+      <w:pPr>
+        <w:pStyle w:val="SourceCode"/>
+      </w:pPr>
+      <w:r>
+        <w:t xml:space="preserve">    // for (; ...) has no start step: position already holds where to begin.</w:t>
       </w:r>
     </w:p>
     <w:p>
@@ -7254,7 +7254,7 @@
         <w:pStyle w:val="ListBullet"/>
       </w:pPr>
       <w:r>
-        <w:t>semver_parse sets aside memory for the pre-release text, and semver_free gives it back, once for each parsed record. Volume 1, Chapter 10, Lesson 10.4: free and delete explains memory in full.</w:t>
+        <w:t>semver_parse sets aside memory for the pre-release text, and semver_free gives it back, once for each parsed record. Volume 1, Chapter 9, Lesson 9.4: free and delete explains memory in full.</w:t>
       </w:r>
     </w:p>
     <w:p>
@@ -8861,7 +8861,7 @@
         <w:pStyle w:val="SourceCode"/>
       </w:pPr>
       <w:r>
-        <w:t xml:space="preserve">        // is what version holds after a failure.</w:t>
+        <w:t xml:space="preserve">        // is what version holds after a failure; ! means not.</w:t>
       </w:r>
     </w:p>
     <w:p>
@@ -12501,7 +12501,7 @@
         <w:pStyle w:val="SourceCode"/>
       </w:pPr>
       <w:r>
-        <w:t xml:space="preserve">    # 1.10.0, so Version.parse below cannot raise a ValueError.</w:t>
+        <w:t xml:space="preserve">    # 1.10.0, so Version.parse below cannot raise a ValueError; not flips it.</w:t>
       </w:r>
     </w:p>
     <w:p>
@@ -16467,31 +16467,31 @@
       </w:rPr>
     </w:lvl>
   </w:abstractNum>
-  <w:num w:numId="1" w16cid:durableId="1007094780">
+  <w:num w:numId="1" w16cid:durableId="66223895">
     <w:abstractNumId w:val="8"/>
   </w:num>
-  <w:num w:numId="2" w16cid:durableId="2028436567">
+  <w:num w:numId="2" w16cid:durableId="1683240473">
     <w:abstractNumId w:val="6"/>
   </w:num>
-  <w:num w:numId="3" w16cid:durableId="372727676">
+  <w:num w:numId="3" w16cid:durableId="1003164645">
     <w:abstractNumId w:val="5"/>
   </w:num>
-  <w:num w:numId="4" w16cid:durableId="835149829">
+  <w:num w:numId="4" w16cid:durableId="1348101206">
     <w:abstractNumId w:val="4"/>
   </w:num>
-  <w:num w:numId="5" w16cid:durableId="43717475">
+  <w:num w:numId="5" w16cid:durableId="1839147481">
     <w:abstractNumId w:val="7"/>
   </w:num>
-  <w:num w:numId="6" w16cid:durableId="2120492746">
+  <w:num w:numId="6" w16cid:durableId="332756289">
     <w:abstractNumId w:val="3"/>
   </w:num>
-  <w:num w:numId="7" w16cid:durableId="1925534173">
+  <w:num w:numId="7" w16cid:durableId="967055831">
     <w:abstractNumId w:val="2"/>
   </w:num>
-  <w:num w:numId="8" w16cid:durableId="1744183935">
+  <w:num w:numId="8" w16cid:durableId="350497319">
     <w:abstractNumId w:val="1"/>
   </w:num>
-  <w:num w:numId="9" w16cid:durableId="615985287">
+  <w:num w:numId="9" w16cid:durableId="315693315">
     <w:abstractNumId w:val="0"/>
   </w:num>
 </w:numbering>
